--- a/8th Semester/mid/Business Research Methods/Chapter 1 class Notes.docx
+++ b/8th Semester/mid/Business Research Methods/Chapter 1 class Notes.docx
@@ -6,6 +6,7 @@
       <w:pPr>
         <w:jc w:val="center"/>
         <w:rPr>
+          <w:rFonts w:asciiTheme="minorHAnsi" w:hAnsiTheme="minorHAnsi"/>
           <w:b/>
           <w:bCs/>
           <w:sz w:val="32"/>
@@ -14,6 +15,7 @@
       </w:pPr>
       <w:r>
         <w:rPr>
+          <w:rFonts w:asciiTheme="minorHAnsi" w:hAnsiTheme="minorHAnsi"/>
           <w:b/>
           <w:bCs/>
           <w:sz w:val="32"/>
@@ -27,7 +29,7 @@
         <w:spacing w:before="100" w:beforeAutospacing="1" w:after="100" w:afterAutospacing="1"/>
         <w:outlineLvl w:val="0"/>
         <w:rPr>
-          <w:rFonts w:eastAsia="Times New Roman"/>
+          <w:rFonts w:asciiTheme="minorHAnsi" w:eastAsia="Times New Roman" w:hAnsiTheme="minorHAnsi"/>
           <w:b/>
           <w:bCs/>
           <w:kern w:val="36"/>
@@ -36,7 +38,7 @@
       </w:pPr>
       <w:r>
         <w:rPr>
-          <w:rFonts w:eastAsia="Times New Roman"/>
+          <w:rFonts w:asciiTheme="minorHAnsi" w:eastAsia="Times New Roman" w:hAnsiTheme="minorHAnsi"/>
           <w:b/>
           <w:bCs/>
           <w:kern w:val="36"/>
@@ -50,7 +52,7 @@
         <w:spacing w:before="100" w:beforeAutospacing="1" w:after="100" w:afterAutospacing="1"/>
         <w:outlineLvl w:val="1"/>
         <w:rPr>
-          <w:rFonts w:eastAsia="Times New Roman"/>
+          <w:rFonts w:asciiTheme="minorHAnsi" w:eastAsia="Times New Roman" w:hAnsiTheme="minorHAnsi"/>
           <w:b/>
           <w:bCs/>
           <w:kern w:val="0"/>
@@ -59,27 +61,17 @@
       </w:pPr>
       <w:r>
         <w:rPr>
-          <w:rFonts w:eastAsia="Times New Roman"/>
+          <w:rFonts w:asciiTheme="minorHAnsi" w:eastAsia="Times New Roman" w:hAnsiTheme="minorHAnsi"/>
           <w:b/>
           <w:bCs/>
           <w:kern w:val="0"/>
           <w14:ligatures w14:val="none"/>
         </w:rPr>
-        <w:t>Answer:</w:t>
-      </w:r>
-      <w:r>
-        <w:rPr>
-          <w:rFonts w:eastAsia="Times New Roman"/>
-          <w:b/>
-          <w:bCs/>
-          <w:kern w:val="0"/>
-          <w14:ligatures w14:val="none"/>
-        </w:rPr>
-        <w:t xml:space="preserve"> </w:t>
-      </w:r>
-      <w:r>
-        <w:rPr>
-          <w:rFonts w:eastAsia="Times New Roman"/>
+        <w:t xml:space="preserve">Answer: </w:t>
+      </w:r>
+      <w:r>
+        <w:rPr>
+          <w:rFonts w:asciiTheme="minorHAnsi" w:eastAsia="Times New Roman" w:hAnsiTheme="minorHAnsi"/>
           <w:kern w:val="0"/>
           <w14:ligatures w14:val="none"/>
         </w:rPr>
@@ -95,14 +87,14 @@
         </w:numPr>
         <w:spacing w:before="100" w:beforeAutospacing="1" w:after="100" w:afterAutospacing="1"/>
         <w:rPr>
-          <w:rFonts w:eastAsia="Times New Roman"/>
+          <w:rFonts w:asciiTheme="minorHAnsi" w:eastAsia="Times New Roman" w:hAnsiTheme="minorHAnsi"/>
           <w:kern w:val="0"/>
           <w14:ligatures w14:val="none"/>
         </w:rPr>
       </w:pPr>
       <w:r>
         <w:rPr>
-          <w:rFonts w:eastAsia="Times New Roman"/>
+          <w:rFonts w:asciiTheme="minorHAnsi" w:eastAsia="Times New Roman" w:hAnsiTheme="minorHAnsi"/>
           <w:b/>
           <w:bCs/>
           <w:kern w:val="0"/>
@@ -112,7 +104,7 @@
       </w:r>
       <w:r>
         <w:rPr>
-          <w:rFonts w:eastAsia="Times New Roman"/>
+          <w:rFonts w:asciiTheme="minorHAnsi" w:eastAsia="Times New Roman" w:hAnsiTheme="minorHAnsi"/>
           <w:kern w:val="0"/>
           <w14:ligatures w14:val="none"/>
         </w:rPr>
@@ -128,14 +120,14 @@
         </w:numPr>
         <w:spacing w:before="100" w:beforeAutospacing="1" w:after="100" w:afterAutospacing="1"/>
         <w:rPr>
-          <w:rFonts w:eastAsia="Times New Roman"/>
+          <w:rFonts w:asciiTheme="minorHAnsi" w:eastAsia="Times New Roman" w:hAnsiTheme="minorHAnsi"/>
           <w:kern w:val="0"/>
           <w14:ligatures w14:val="none"/>
         </w:rPr>
       </w:pPr>
       <w:r>
         <w:rPr>
-          <w:rFonts w:eastAsia="Times New Roman"/>
+          <w:rFonts w:asciiTheme="minorHAnsi" w:eastAsia="Times New Roman" w:hAnsiTheme="minorHAnsi"/>
           <w:b/>
           <w:bCs/>
           <w:kern w:val="0"/>
@@ -145,7 +137,7 @@
       </w:r>
       <w:r>
         <w:rPr>
-          <w:rFonts w:eastAsia="Times New Roman"/>
+          <w:rFonts w:asciiTheme="minorHAnsi" w:eastAsia="Times New Roman" w:hAnsiTheme="minorHAnsi"/>
           <w:kern w:val="0"/>
           <w14:ligatures w14:val="none"/>
         </w:rPr>
@@ -161,14 +153,14 @@
         </w:numPr>
         <w:spacing w:before="100" w:beforeAutospacing="1" w:after="100" w:afterAutospacing="1"/>
         <w:rPr>
-          <w:rFonts w:eastAsia="Times New Roman"/>
+          <w:rFonts w:asciiTheme="minorHAnsi" w:eastAsia="Times New Roman" w:hAnsiTheme="minorHAnsi"/>
           <w:kern w:val="0"/>
           <w14:ligatures w14:val="none"/>
         </w:rPr>
       </w:pPr>
       <w:r>
         <w:rPr>
-          <w:rFonts w:eastAsia="Times New Roman"/>
+          <w:rFonts w:asciiTheme="minorHAnsi" w:eastAsia="Times New Roman" w:hAnsiTheme="minorHAnsi"/>
           <w:b/>
           <w:bCs/>
           <w:kern w:val="0"/>
@@ -178,7 +170,7 @@
       </w:r>
       <w:r>
         <w:rPr>
-          <w:rFonts w:eastAsia="Times New Roman"/>
+          <w:rFonts w:asciiTheme="minorHAnsi" w:eastAsia="Times New Roman" w:hAnsiTheme="minorHAnsi"/>
           <w:kern w:val="0"/>
           <w14:ligatures w14:val="none"/>
         </w:rPr>
@@ -189,14 +181,14 @@
       <w:pPr>
         <w:spacing w:before="100" w:beforeAutospacing="1" w:after="100" w:afterAutospacing="1"/>
         <w:rPr>
-          <w:rFonts w:eastAsia="Times New Roman"/>
+          <w:rFonts w:asciiTheme="minorHAnsi" w:eastAsia="Times New Roman" w:hAnsiTheme="minorHAnsi"/>
           <w:kern w:val="0"/>
           <w14:ligatures w14:val="none"/>
         </w:rPr>
       </w:pPr>
       <w:r>
         <w:rPr>
-          <w:rFonts w:eastAsia="Times New Roman"/>
+          <w:rFonts w:asciiTheme="minorHAnsi" w:eastAsia="Times New Roman" w:hAnsiTheme="minorHAnsi"/>
           <w:kern w:val="0"/>
           <w14:ligatures w14:val="none"/>
         </w:rPr>
@@ -207,7 +199,7 @@
       <w:pPr>
         <w:spacing w:after="0"/>
         <w:rPr>
-          <w:rFonts w:eastAsia="Times New Roman"/>
+          <w:rFonts w:asciiTheme="minorHAnsi" w:eastAsia="Times New Roman" w:hAnsiTheme="minorHAnsi"/>
           <w:kern w:val="0"/>
           <w14:ligatures w14:val="none"/>
         </w:rPr>
@@ -218,7 +210,7 @@
         <w:spacing w:before="100" w:beforeAutospacing="1" w:after="100" w:afterAutospacing="1"/>
         <w:outlineLvl w:val="0"/>
         <w:rPr>
-          <w:rFonts w:eastAsia="Times New Roman"/>
+          <w:rFonts w:asciiTheme="minorHAnsi" w:eastAsia="Times New Roman" w:hAnsiTheme="minorHAnsi"/>
           <w:b/>
           <w:bCs/>
           <w:kern w:val="36"/>
@@ -227,7 +219,7 @@
       </w:pPr>
       <w:r>
         <w:rPr>
-          <w:rFonts w:eastAsia="Times New Roman"/>
+          <w:rFonts w:asciiTheme="minorHAnsi" w:eastAsia="Times New Roman" w:hAnsiTheme="minorHAnsi"/>
           <w:b/>
           <w:bCs/>
           <w:kern w:val="36"/>
@@ -241,7 +233,7 @@
         <w:spacing w:before="100" w:beforeAutospacing="1" w:after="100" w:afterAutospacing="1"/>
         <w:outlineLvl w:val="1"/>
         <w:rPr>
-          <w:rFonts w:eastAsia="Times New Roman"/>
+          <w:rFonts w:asciiTheme="minorHAnsi" w:eastAsia="Times New Roman" w:hAnsiTheme="minorHAnsi"/>
           <w:b/>
           <w:bCs/>
           <w:kern w:val="0"/>
@@ -250,27 +242,17 @@
       </w:pPr>
       <w:r>
         <w:rPr>
-          <w:rFonts w:eastAsia="Times New Roman"/>
+          <w:rFonts w:asciiTheme="minorHAnsi" w:eastAsia="Times New Roman" w:hAnsiTheme="minorHAnsi"/>
           <w:b/>
           <w:bCs/>
           <w:kern w:val="0"/>
           <w14:ligatures w14:val="none"/>
         </w:rPr>
-        <w:t>Answer:</w:t>
-      </w:r>
-      <w:r>
-        <w:rPr>
-          <w:rFonts w:eastAsia="Times New Roman"/>
-          <w:b/>
-          <w:bCs/>
-          <w:kern w:val="0"/>
-          <w14:ligatures w14:val="none"/>
-        </w:rPr>
-        <w:t xml:space="preserve"> </w:t>
-      </w:r>
-      <w:r>
-        <w:rPr>
-          <w:rFonts w:eastAsia="Times New Roman"/>
+        <w:t xml:space="preserve">Answer: </w:t>
+      </w:r>
+      <w:r>
+        <w:rPr>
+          <w:rFonts w:asciiTheme="minorHAnsi" w:eastAsia="Times New Roman" w:hAnsiTheme="minorHAnsi"/>
           <w:kern w:val="0"/>
           <w14:ligatures w14:val="none"/>
         </w:rPr>
@@ -286,14 +268,14 @@
         </w:numPr>
         <w:spacing w:before="100" w:beforeAutospacing="1" w:after="100" w:afterAutospacing="1"/>
         <w:rPr>
-          <w:rFonts w:eastAsia="Times New Roman"/>
+          <w:rFonts w:asciiTheme="minorHAnsi" w:eastAsia="Times New Roman" w:hAnsiTheme="minorHAnsi"/>
           <w:kern w:val="0"/>
           <w14:ligatures w14:val="none"/>
         </w:rPr>
       </w:pPr>
       <w:r>
         <w:rPr>
-          <w:rFonts w:eastAsia="Times New Roman"/>
+          <w:rFonts w:asciiTheme="minorHAnsi" w:eastAsia="Times New Roman" w:hAnsiTheme="minorHAnsi"/>
           <w:b/>
           <w:bCs/>
           <w:kern w:val="0"/>
@@ -303,11 +285,20 @@
       </w:r>
       <w:r>
         <w:rPr>
-          <w:rFonts w:eastAsia="Times New Roman"/>
+          <w:rFonts w:asciiTheme="minorHAnsi" w:eastAsia="Times New Roman" w:hAnsiTheme="minorHAnsi"/>
           <w:kern w:val="0"/>
           <w14:ligatures w14:val="none"/>
         </w:rPr>
-        <w:t xml:space="preserve"> Good research follows an organized and planned process where each step is completed properly. This helps researchers collect and analyze information in a structured way. For example, a researcher follows specific steps from identifying a problem to presenting findings.</w:t>
+        <w:t xml:space="preserve"> Good research follows an organized and planned process where each step is completed properly. This helps researchers collect and analyze information in </w:t>
+      </w:r>
+      <w:r>
+        <w:rPr>
+          <w:rFonts w:asciiTheme="minorHAnsi" w:eastAsia="Times New Roman" w:hAnsiTheme="minorHAnsi"/>
+          <w:kern w:val="0"/>
+          <w14:ligatures w14:val="none"/>
+        </w:rPr>
+        <w:lastRenderedPageBreak/>
+        <w:t>a structured way. For example, a researcher follows specific steps from identifying a problem to presenting findings.</w:t>
       </w:r>
     </w:p>
     <w:p>
@@ -319,29 +310,44 @@
         </w:numPr>
         <w:spacing w:before="100" w:beforeAutospacing="1" w:after="100" w:afterAutospacing="1"/>
         <w:rPr>
-          <w:rFonts w:eastAsia="Times New Roman"/>
+          <w:rFonts w:asciiTheme="minorHAnsi" w:eastAsia="Times New Roman" w:hAnsiTheme="minorHAnsi"/>
           <w:kern w:val="0"/>
           <w14:ligatures w14:val="none"/>
         </w:rPr>
       </w:pPr>
       <w:r>
         <w:rPr>
-          <w:rFonts w:eastAsia="Times New Roman"/>
+          <w:rFonts w:asciiTheme="minorHAnsi" w:eastAsia="Times New Roman" w:hAnsiTheme="minorHAnsi"/>
           <w:b/>
           <w:bCs/>
           <w:kern w:val="0"/>
           <w14:ligatures w14:val="none"/>
         </w:rPr>
-        <w:lastRenderedPageBreak/>
         <w:t>Objective:</w:t>
       </w:r>
       <w:r>
         <w:rPr>
-          <w:rFonts w:eastAsia="Times New Roman"/>
+          <w:rFonts w:asciiTheme="minorHAnsi" w:eastAsia="Times New Roman" w:hAnsiTheme="minorHAnsi"/>
           <w:kern w:val="0"/>
           <w14:ligatures w14:val="none"/>
         </w:rPr>
-        <w:t xml:space="preserve"> Research should minimize personal opinions and focus on facts and evidence. Researchers should report findings honestly without changing results based on personal expectations. For example, a researcher should accept negative results even if they expected positive findings.</w:t>
+        <w:t xml:space="preserve"> Research should minimize personal opinions and focus on facts and evidence. Researchers should report findings honestly without changing results based on personal expectations. For example, a researcher should accept negative results even if they </w:t>
+      </w:r>
+      <w:r>
+        <w:rPr>
+          <w:rFonts w:asciiTheme="minorHAnsi" w:eastAsia="Times New Roman" w:hAnsiTheme="minorHAnsi"/>
+          <w:kern w:val="0"/>
+          <w14:ligatures w14:val="none"/>
+        </w:rPr>
+        <w:t>expect</w:t>
+      </w:r>
+      <w:r>
+        <w:rPr>
+          <w:rFonts w:asciiTheme="minorHAnsi" w:eastAsia="Times New Roman" w:hAnsiTheme="minorHAnsi"/>
+          <w:kern w:val="0"/>
+          <w14:ligatures w14:val="none"/>
+        </w:rPr>
+        <w:t xml:space="preserve"> positive findings.</w:t>
       </w:r>
     </w:p>
     <w:p>
@@ -353,14 +359,14 @@
         </w:numPr>
         <w:spacing w:before="100" w:beforeAutospacing="1" w:after="100" w:afterAutospacing="1"/>
         <w:rPr>
-          <w:rFonts w:eastAsia="Times New Roman"/>
+          <w:rFonts w:asciiTheme="minorHAnsi" w:eastAsia="Times New Roman" w:hAnsiTheme="minorHAnsi"/>
           <w:kern w:val="0"/>
           <w14:ligatures w14:val="none"/>
         </w:rPr>
       </w:pPr>
       <w:r>
         <w:rPr>
-          <w:rFonts w:eastAsia="Times New Roman"/>
+          <w:rFonts w:asciiTheme="minorHAnsi" w:eastAsia="Times New Roman" w:hAnsiTheme="minorHAnsi"/>
           <w:b/>
           <w:bCs/>
           <w:kern w:val="0"/>
@@ -370,7 +376,7 @@
       </w:r>
       <w:r>
         <w:rPr>
-          <w:rFonts w:eastAsia="Times New Roman"/>
+          <w:rFonts w:asciiTheme="minorHAnsi" w:eastAsia="Times New Roman" w:hAnsiTheme="minorHAnsi"/>
           <w:kern w:val="0"/>
           <w14:ligatures w14:val="none"/>
         </w:rPr>
@@ -386,14 +392,14 @@
         </w:numPr>
         <w:spacing w:before="100" w:beforeAutospacing="1" w:after="100" w:afterAutospacing="1"/>
         <w:rPr>
-          <w:rFonts w:eastAsia="Times New Roman"/>
+          <w:rFonts w:asciiTheme="minorHAnsi" w:eastAsia="Times New Roman" w:hAnsiTheme="minorHAnsi"/>
           <w:kern w:val="0"/>
           <w14:ligatures w14:val="none"/>
         </w:rPr>
       </w:pPr>
       <w:r>
         <w:rPr>
-          <w:rFonts w:eastAsia="Times New Roman"/>
+          <w:rFonts w:asciiTheme="minorHAnsi" w:eastAsia="Times New Roman" w:hAnsiTheme="minorHAnsi"/>
           <w:b/>
           <w:bCs/>
           <w:kern w:val="0"/>
@@ -403,7 +409,7 @@
       </w:r>
       <w:r>
         <w:rPr>
-          <w:rFonts w:eastAsia="Times New Roman"/>
+          <w:rFonts w:asciiTheme="minorHAnsi" w:eastAsia="Times New Roman" w:hAnsiTheme="minorHAnsi"/>
           <w:kern w:val="0"/>
           <w14:ligatures w14:val="none"/>
         </w:rPr>
@@ -419,14 +425,14 @@
         </w:numPr>
         <w:spacing w:before="100" w:beforeAutospacing="1" w:after="100" w:afterAutospacing="1"/>
         <w:rPr>
-          <w:rFonts w:eastAsia="Times New Roman"/>
+          <w:rFonts w:asciiTheme="minorHAnsi" w:eastAsia="Times New Roman" w:hAnsiTheme="minorHAnsi"/>
           <w:kern w:val="0"/>
           <w14:ligatures w14:val="none"/>
         </w:rPr>
       </w:pPr>
       <w:r>
         <w:rPr>
-          <w:rFonts w:eastAsia="Times New Roman"/>
+          <w:rFonts w:asciiTheme="minorHAnsi" w:eastAsia="Times New Roman" w:hAnsiTheme="minorHAnsi"/>
           <w:b/>
           <w:bCs/>
           <w:kern w:val="0"/>
@@ -436,7 +442,7 @@
       </w:r>
       <w:r>
         <w:rPr>
-          <w:rFonts w:eastAsia="Times New Roman"/>
+          <w:rFonts w:asciiTheme="minorHAnsi" w:eastAsia="Times New Roman" w:hAnsiTheme="minorHAnsi"/>
           <w:kern w:val="0"/>
           <w14:ligatures w14:val="none"/>
         </w:rPr>
@@ -452,14 +458,14 @@
         </w:numPr>
         <w:spacing w:before="100" w:beforeAutospacing="1" w:after="100" w:afterAutospacing="1"/>
         <w:rPr>
-          <w:rFonts w:eastAsia="Times New Roman"/>
+          <w:rFonts w:asciiTheme="minorHAnsi" w:eastAsia="Times New Roman" w:hAnsiTheme="minorHAnsi"/>
           <w:kern w:val="0"/>
           <w14:ligatures w14:val="none"/>
         </w:rPr>
       </w:pPr>
       <w:r>
         <w:rPr>
-          <w:rFonts w:eastAsia="Times New Roman"/>
+          <w:rFonts w:asciiTheme="minorHAnsi" w:eastAsia="Times New Roman" w:hAnsiTheme="minorHAnsi"/>
           <w:b/>
           <w:bCs/>
           <w:kern w:val="0"/>
@@ -469,7 +475,7 @@
       </w:r>
       <w:r>
         <w:rPr>
-          <w:rFonts w:eastAsia="Times New Roman"/>
+          <w:rFonts w:asciiTheme="minorHAnsi" w:eastAsia="Times New Roman" w:hAnsiTheme="minorHAnsi"/>
           <w:kern w:val="0"/>
           <w14:ligatures w14:val="none"/>
         </w:rPr>
@@ -480,14 +486,14 @@
       <w:pPr>
         <w:spacing w:before="100" w:beforeAutospacing="1" w:after="100" w:afterAutospacing="1"/>
         <w:rPr>
-          <w:rFonts w:eastAsia="Times New Roman"/>
+          <w:rFonts w:asciiTheme="minorHAnsi" w:eastAsia="Times New Roman" w:hAnsiTheme="minorHAnsi"/>
           <w:kern w:val="0"/>
           <w14:ligatures w14:val="none"/>
         </w:rPr>
       </w:pPr>
       <w:r>
         <w:rPr>
-          <w:rFonts w:eastAsia="Times New Roman"/>
+          <w:rFonts w:asciiTheme="minorHAnsi" w:eastAsia="Times New Roman" w:hAnsiTheme="minorHAnsi"/>
           <w:kern w:val="0"/>
           <w14:ligatures w14:val="none"/>
         </w:rPr>
@@ -498,7 +504,7 @@
       <w:pPr>
         <w:spacing w:after="0"/>
         <w:rPr>
-          <w:rFonts w:eastAsia="Times New Roman"/>
+          <w:rFonts w:asciiTheme="minorHAnsi" w:eastAsia="Times New Roman" w:hAnsiTheme="minorHAnsi"/>
           <w:kern w:val="0"/>
           <w14:ligatures w14:val="none"/>
         </w:rPr>
@@ -509,7 +515,7 @@
         <w:spacing w:before="100" w:beforeAutospacing="1" w:after="100" w:afterAutospacing="1"/>
         <w:outlineLvl w:val="0"/>
         <w:rPr>
-          <w:rFonts w:eastAsia="Times New Roman"/>
+          <w:rFonts w:asciiTheme="minorHAnsi" w:eastAsia="Times New Roman" w:hAnsiTheme="minorHAnsi"/>
           <w:b/>
           <w:bCs/>
           <w:kern w:val="36"/>
@@ -518,7 +524,7 @@
       </w:pPr>
       <w:r>
         <w:rPr>
-          <w:rFonts w:eastAsia="Times New Roman"/>
+          <w:rFonts w:asciiTheme="minorHAnsi" w:eastAsia="Times New Roman" w:hAnsiTheme="minorHAnsi"/>
           <w:b/>
           <w:bCs/>
           <w:kern w:val="36"/>
@@ -532,7 +538,7 @@
         <w:spacing w:before="100" w:beforeAutospacing="1" w:after="100" w:afterAutospacing="1"/>
         <w:outlineLvl w:val="1"/>
         <w:rPr>
-          <w:rFonts w:eastAsia="Times New Roman"/>
+          <w:rFonts w:asciiTheme="minorHAnsi" w:eastAsia="Times New Roman" w:hAnsiTheme="minorHAnsi"/>
           <w:b/>
           <w:bCs/>
           <w:kern w:val="0"/>
@@ -541,27 +547,17 @@
       </w:pPr>
       <w:r>
         <w:rPr>
-          <w:rFonts w:eastAsia="Times New Roman"/>
+          <w:rFonts w:asciiTheme="minorHAnsi" w:eastAsia="Times New Roman" w:hAnsiTheme="minorHAnsi"/>
           <w:b/>
           <w:bCs/>
           <w:kern w:val="0"/>
           <w14:ligatures w14:val="none"/>
         </w:rPr>
-        <w:t>Answer:</w:t>
-      </w:r>
-      <w:r>
-        <w:rPr>
-          <w:rFonts w:eastAsia="Times New Roman"/>
-          <w:b/>
-          <w:bCs/>
-          <w:kern w:val="0"/>
-          <w14:ligatures w14:val="none"/>
-        </w:rPr>
-        <w:t xml:space="preserve"> </w:t>
-      </w:r>
-      <w:r>
-        <w:rPr>
-          <w:rFonts w:eastAsia="Times New Roman"/>
+        <w:t xml:space="preserve">Answer: </w:t>
+      </w:r>
+      <w:r>
+        <w:rPr>
+          <w:rFonts w:asciiTheme="minorHAnsi" w:eastAsia="Times New Roman" w:hAnsiTheme="minorHAnsi"/>
           <w:kern w:val="0"/>
           <w14:ligatures w14:val="none"/>
         </w:rPr>
@@ -577,14 +573,14 @@
         </w:numPr>
         <w:spacing w:before="100" w:beforeAutospacing="1" w:after="100" w:afterAutospacing="1"/>
         <w:rPr>
-          <w:rFonts w:eastAsia="Times New Roman"/>
+          <w:rFonts w:asciiTheme="minorHAnsi" w:eastAsia="Times New Roman" w:hAnsiTheme="minorHAnsi"/>
           <w:kern w:val="0"/>
           <w14:ligatures w14:val="none"/>
         </w:rPr>
       </w:pPr>
       <w:r>
         <w:rPr>
-          <w:rFonts w:eastAsia="Times New Roman"/>
+          <w:rFonts w:asciiTheme="minorHAnsi" w:eastAsia="Times New Roman" w:hAnsiTheme="minorHAnsi"/>
           <w:b/>
           <w:bCs/>
           <w:kern w:val="0"/>
@@ -594,11 +590,20 @@
       </w:r>
       <w:r>
         <w:rPr>
-          <w:rFonts w:eastAsia="Times New Roman"/>
+          <w:rFonts w:asciiTheme="minorHAnsi" w:eastAsia="Times New Roman" w:hAnsiTheme="minorHAnsi"/>
           <w:kern w:val="0"/>
           <w14:ligatures w14:val="none"/>
         </w:rPr>
-        <w:t xml:space="preserve"> Business research is the systematic process of collecting, analyzing, and interpreting information to support business decisions. It helps organizations understand situations and develop effective strategies. For example, a company may conduct research before entering a new market.</w:t>
+        <w:t xml:space="preserve"> Business research is the systematic process of collecting, analyzing, and interpreting information to support business decisions. It </w:t>
+      </w:r>
+      <w:r>
+        <w:rPr>
+          <w:rFonts w:asciiTheme="minorHAnsi" w:eastAsia="Times New Roman" w:hAnsiTheme="minorHAnsi"/>
+          <w:kern w:val="0"/>
+          <w14:ligatures w14:val="none"/>
+        </w:rPr>
+        <w:lastRenderedPageBreak/>
+        <w:t>helps organizations understand situations and develop effective strategies. For example, a company may conduct research before entering a new market.</w:t>
       </w:r>
     </w:p>
     <w:p>
@@ -610,14 +615,14 @@
         </w:numPr>
         <w:spacing w:before="100" w:beforeAutospacing="1" w:after="100" w:afterAutospacing="1"/>
         <w:rPr>
-          <w:rFonts w:eastAsia="Times New Roman"/>
+          <w:rFonts w:asciiTheme="minorHAnsi" w:eastAsia="Times New Roman" w:hAnsiTheme="minorHAnsi"/>
           <w:kern w:val="0"/>
           <w14:ligatures w14:val="none"/>
         </w:rPr>
       </w:pPr>
       <w:r>
         <w:rPr>
-          <w:rFonts w:eastAsia="Times New Roman"/>
+          <w:rFonts w:asciiTheme="minorHAnsi" w:eastAsia="Times New Roman" w:hAnsiTheme="minorHAnsi"/>
           <w:b/>
           <w:bCs/>
           <w:kern w:val="0"/>
@@ -627,7 +632,7 @@
       </w:r>
       <w:r>
         <w:rPr>
-          <w:rFonts w:eastAsia="Times New Roman"/>
+          <w:rFonts w:asciiTheme="minorHAnsi" w:eastAsia="Times New Roman" w:hAnsiTheme="minorHAnsi"/>
           <w:kern w:val="0"/>
           <w14:ligatures w14:val="none"/>
         </w:rPr>
@@ -643,25 +648,24 @@
         </w:numPr>
         <w:spacing w:before="100" w:beforeAutospacing="1" w:after="100" w:afterAutospacing="1"/>
         <w:rPr>
-          <w:rFonts w:eastAsia="Times New Roman"/>
+          <w:rFonts w:asciiTheme="minorHAnsi" w:eastAsia="Times New Roman" w:hAnsiTheme="minorHAnsi"/>
           <w:kern w:val="0"/>
           <w14:ligatures w14:val="none"/>
         </w:rPr>
       </w:pPr>
       <w:r>
         <w:rPr>
-          <w:rFonts w:eastAsia="Times New Roman"/>
+          <w:rFonts w:asciiTheme="minorHAnsi" w:eastAsia="Times New Roman" w:hAnsiTheme="minorHAnsi"/>
           <w:b/>
           <w:bCs/>
           <w:kern w:val="0"/>
           <w14:ligatures w14:val="none"/>
         </w:rPr>
-        <w:lastRenderedPageBreak/>
         <w:t>Identify Opportunities:</w:t>
       </w:r>
       <w:r>
         <w:rPr>
-          <w:rFonts w:eastAsia="Times New Roman"/>
+          <w:rFonts w:asciiTheme="minorHAnsi" w:eastAsia="Times New Roman" w:hAnsiTheme="minorHAnsi"/>
           <w:kern w:val="0"/>
           <w14:ligatures w14:val="none"/>
         </w:rPr>
@@ -677,14 +681,14 @@
         </w:numPr>
         <w:spacing w:before="100" w:beforeAutospacing="1" w:after="100" w:afterAutospacing="1"/>
         <w:rPr>
-          <w:rFonts w:eastAsia="Times New Roman"/>
+          <w:rFonts w:asciiTheme="minorHAnsi" w:eastAsia="Times New Roman" w:hAnsiTheme="minorHAnsi"/>
           <w:kern w:val="0"/>
           <w14:ligatures w14:val="none"/>
         </w:rPr>
       </w:pPr>
       <w:r>
         <w:rPr>
-          <w:rFonts w:eastAsia="Times New Roman"/>
+          <w:rFonts w:asciiTheme="minorHAnsi" w:eastAsia="Times New Roman" w:hAnsiTheme="minorHAnsi"/>
           <w:b/>
           <w:bCs/>
           <w:kern w:val="0"/>
@@ -694,7 +698,7 @@
       </w:r>
       <w:r>
         <w:rPr>
-          <w:rFonts w:eastAsia="Times New Roman"/>
+          <w:rFonts w:asciiTheme="minorHAnsi" w:eastAsia="Times New Roman" w:hAnsiTheme="minorHAnsi"/>
           <w:kern w:val="0"/>
           <w14:ligatures w14:val="none"/>
         </w:rPr>
@@ -710,14 +714,14 @@
         </w:numPr>
         <w:spacing w:before="100" w:beforeAutospacing="1" w:after="100" w:afterAutospacing="1"/>
         <w:rPr>
-          <w:rFonts w:eastAsia="Times New Roman"/>
+          <w:rFonts w:asciiTheme="minorHAnsi" w:eastAsia="Times New Roman" w:hAnsiTheme="minorHAnsi"/>
           <w:kern w:val="0"/>
           <w14:ligatures w14:val="none"/>
         </w:rPr>
       </w:pPr>
       <w:r>
         <w:rPr>
-          <w:rFonts w:eastAsia="Times New Roman"/>
+          <w:rFonts w:asciiTheme="minorHAnsi" w:eastAsia="Times New Roman" w:hAnsiTheme="minorHAnsi"/>
           <w:b/>
           <w:bCs/>
           <w:kern w:val="0"/>
@@ -727,7 +731,7 @@
       </w:r>
       <w:r>
         <w:rPr>
-          <w:rFonts w:eastAsia="Times New Roman"/>
+          <w:rFonts w:asciiTheme="minorHAnsi" w:eastAsia="Times New Roman" w:hAnsiTheme="minorHAnsi"/>
           <w:kern w:val="0"/>
           <w14:ligatures w14:val="none"/>
         </w:rPr>
@@ -743,14 +747,14 @@
         </w:numPr>
         <w:spacing w:before="100" w:beforeAutospacing="1" w:after="100" w:afterAutospacing="1"/>
         <w:rPr>
-          <w:rFonts w:eastAsia="Times New Roman"/>
+          <w:rFonts w:asciiTheme="minorHAnsi" w:eastAsia="Times New Roman" w:hAnsiTheme="minorHAnsi"/>
           <w:kern w:val="0"/>
           <w14:ligatures w14:val="none"/>
         </w:rPr>
       </w:pPr>
       <w:r>
         <w:rPr>
-          <w:rFonts w:eastAsia="Times New Roman"/>
+          <w:rFonts w:asciiTheme="minorHAnsi" w:eastAsia="Times New Roman" w:hAnsiTheme="minorHAnsi"/>
           <w:b/>
           <w:bCs/>
           <w:kern w:val="0"/>
@@ -760,7 +764,7 @@
       </w:r>
       <w:r>
         <w:rPr>
-          <w:rFonts w:eastAsia="Times New Roman"/>
+          <w:rFonts w:asciiTheme="minorHAnsi" w:eastAsia="Times New Roman" w:hAnsiTheme="minorHAnsi"/>
           <w:kern w:val="0"/>
           <w14:ligatures w14:val="none"/>
         </w:rPr>
@@ -776,14 +780,14 @@
         </w:numPr>
         <w:spacing w:before="100" w:beforeAutospacing="1" w:after="100" w:afterAutospacing="1"/>
         <w:rPr>
-          <w:rFonts w:eastAsia="Times New Roman"/>
+          <w:rFonts w:asciiTheme="minorHAnsi" w:eastAsia="Times New Roman" w:hAnsiTheme="minorHAnsi"/>
           <w:kern w:val="0"/>
           <w14:ligatures w14:val="none"/>
         </w:rPr>
       </w:pPr>
       <w:r>
         <w:rPr>
-          <w:rFonts w:eastAsia="Times New Roman"/>
+          <w:rFonts w:asciiTheme="minorHAnsi" w:eastAsia="Times New Roman" w:hAnsiTheme="minorHAnsi"/>
           <w:b/>
           <w:bCs/>
           <w:kern w:val="0"/>
@@ -793,7 +797,7 @@
       </w:r>
       <w:r>
         <w:rPr>
-          <w:rFonts w:eastAsia="Times New Roman"/>
+          <w:rFonts w:asciiTheme="minorHAnsi" w:eastAsia="Times New Roman" w:hAnsiTheme="minorHAnsi"/>
           <w:kern w:val="0"/>
           <w14:ligatures w14:val="none"/>
         </w:rPr>
@@ -804,14 +808,14 @@
       <w:pPr>
         <w:spacing w:before="100" w:beforeAutospacing="1" w:after="100" w:afterAutospacing="1"/>
         <w:rPr>
-          <w:rFonts w:eastAsia="Times New Roman"/>
+          <w:rFonts w:asciiTheme="minorHAnsi" w:eastAsia="Times New Roman" w:hAnsiTheme="minorHAnsi"/>
           <w:kern w:val="0"/>
           <w14:ligatures w14:val="none"/>
         </w:rPr>
       </w:pPr>
       <w:r>
         <w:rPr>
-          <w:rFonts w:eastAsia="Times New Roman"/>
+          <w:rFonts w:asciiTheme="minorHAnsi" w:eastAsia="Times New Roman" w:hAnsiTheme="minorHAnsi"/>
           <w:kern w:val="0"/>
           <w14:ligatures w14:val="none"/>
         </w:rPr>
@@ -822,7 +826,7 @@
       <w:pPr>
         <w:spacing w:after="0"/>
         <w:rPr>
-          <w:rFonts w:eastAsia="Times New Roman"/>
+          <w:rFonts w:asciiTheme="minorHAnsi" w:eastAsia="Times New Roman" w:hAnsiTheme="minorHAnsi"/>
           <w:kern w:val="0"/>
           <w14:ligatures w14:val="none"/>
         </w:rPr>
@@ -833,7 +837,7 @@
         <w:spacing w:before="100" w:beforeAutospacing="1" w:after="100" w:afterAutospacing="1"/>
         <w:outlineLvl w:val="0"/>
         <w:rPr>
-          <w:rFonts w:eastAsia="Times New Roman"/>
+          <w:rFonts w:asciiTheme="minorHAnsi" w:eastAsia="Times New Roman" w:hAnsiTheme="minorHAnsi"/>
           <w:b/>
           <w:bCs/>
           <w:kern w:val="36"/>
@@ -842,7 +846,7 @@
       </w:pPr>
       <w:r>
         <w:rPr>
-          <w:rFonts w:eastAsia="Times New Roman"/>
+          <w:rFonts w:asciiTheme="minorHAnsi" w:eastAsia="Times New Roman" w:hAnsiTheme="minorHAnsi"/>
           <w:b/>
           <w:bCs/>
           <w:kern w:val="36"/>
@@ -856,7 +860,7 @@
         <w:spacing w:before="100" w:beforeAutospacing="1" w:after="100" w:afterAutospacing="1"/>
         <w:outlineLvl w:val="1"/>
         <w:rPr>
-          <w:rFonts w:eastAsia="Times New Roman"/>
+          <w:rFonts w:asciiTheme="minorHAnsi" w:eastAsia="Times New Roman" w:hAnsiTheme="minorHAnsi"/>
           <w:b/>
           <w:bCs/>
           <w:kern w:val="0"/>
@@ -865,27 +869,17 @@
       </w:pPr>
       <w:r>
         <w:rPr>
-          <w:rFonts w:eastAsia="Times New Roman"/>
+          <w:rFonts w:asciiTheme="minorHAnsi" w:eastAsia="Times New Roman" w:hAnsiTheme="minorHAnsi"/>
           <w:b/>
           <w:bCs/>
           <w:kern w:val="0"/>
           <w14:ligatures w14:val="none"/>
         </w:rPr>
-        <w:t>Answer:</w:t>
-      </w:r>
-      <w:r>
-        <w:rPr>
-          <w:rFonts w:eastAsia="Times New Roman"/>
-          <w:b/>
-          <w:bCs/>
-          <w:kern w:val="0"/>
-          <w14:ligatures w14:val="none"/>
-        </w:rPr>
-        <w:t xml:space="preserve"> </w:t>
-      </w:r>
-      <w:r>
-        <w:rPr>
-          <w:rFonts w:eastAsia="Times New Roman"/>
+        <w:t xml:space="preserve">Answer: </w:t>
+      </w:r>
+      <w:r>
+        <w:rPr>
+          <w:rFonts w:asciiTheme="minorHAnsi" w:eastAsia="Times New Roman" w:hAnsiTheme="minorHAnsi"/>
           <w:kern w:val="0"/>
           <w14:ligatures w14:val="none"/>
         </w:rPr>
@@ -901,24 +895,25 @@
         </w:numPr>
         <w:spacing w:before="100" w:beforeAutospacing="1" w:after="100" w:afterAutospacing="1"/>
         <w:rPr>
-          <w:rFonts w:eastAsia="Times New Roman"/>
+          <w:rFonts w:asciiTheme="minorHAnsi" w:eastAsia="Times New Roman" w:hAnsiTheme="minorHAnsi"/>
           <w:kern w:val="0"/>
           <w14:ligatures w14:val="none"/>
         </w:rPr>
       </w:pPr>
       <w:r>
         <w:rPr>
-          <w:rFonts w:eastAsia="Times New Roman"/>
+          <w:rFonts w:asciiTheme="minorHAnsi" w:eastAsia="Times New Roman" w:hAnsiTheme="minorHAnsi"/>
           <w:b/>
           <w:bCs/>
           <w:kern w:val="0"/>
           <w14:ligatures w14:val="none"/>
         </w:rPr>
+        <w:lastRenderedPageBreak/>
         <w:t>Exploratory/Formulative Research:</w:t>
       </w:r>
       <w:r>
         <w:rPr>
-          <w:rFonts w:eastAsia="Times New Roman"/>
+          <w:rFonts w:asciiTheme="minorHAnsi" w:eastAsia="Times New Roman" w:hAnsiTheme="minorHAnsi"/>
           <w:kern w:val="0"/>
           <w14:ligatures w14:val="none"/>
         </w:rPr>
@@ -934,14 +929,14 @@
         </w:numPr>
         <w:spacing w:before="100" w:beforeAutospacing="1" w:after="100" w:afterAutospacing="1"/>
         <w:rPr>
-          <w:rFonts w:eastAsia="Times New Roman"/>
+          <w:rFonts w:asciiTheme="minorHAnsi" w:eastAsia="Times New Roman" w:hAnsiTheme="minorHAnsi"/>
           <w:kern w:val="0"/>
           <w14:ligatures w14:val="none"/>
         </w:rPr>
       </w:pPr>
       <w:r>
         <w:rPr>
-          <w:rFonts w:eastAsia="Times New Roman"/>
+          <w:rFonts w:asciiTheme="minorHAnsi" w:eastAsia="Times New Roman" w:hAnsiTheme="minorHAnsi"/>
           <w:b/>
           <w:bCs/>
           <w:kern w:val="0"/>
@@ -951,7 +946,7 @@
       </w:r>
       <w:r>
         <w:rPr>
-          <w:rFonts w:eastAsia="Times New Roman"/>
+          <w:rFonts w:asciiTheme="minorHAnsi" w:eastAsia="Times New Roman" w:hAnsiTheme="minorHAnsi"/>
           <w:kern w:val="0"/>
           <w14:ligatures w14:val="none"/>
         </w:rPr>
@@ -967,14 +962,14 @@
         </w:numPr>
         <w:spacing w:before="100" w:beforeAutospacing="1" w:after="100" w:afterAutospacing="1"/>
         <w:rPr>
-          <w:rFonts w:eastAsia="Times New Roman"/>
+          <w:rFonts w:asciiTheme="minorHAnsi" w:eastAsia="Times New Roman" w:hAnsiTheme="minorHAnsi"/>
           <w:kern w:val="0"/>
           <w14:ligatures w14:val="none"/>
         </w:rPr>
       </w:pPr>
       <w:r>
         <w:rPr>
-          <w:rFonts w:eastAsia="Times New Roman"/>
+          <w:rFonts w:asciiTheme="minorHAnsi" w:eastAsia="Times New Roman" w:hAnsiTheme="minorHAnsi"/>
           <w:b/>
           <w:bCs/>
           <w:kern w:val="0"/>
@@ -984,7 +979,7 @@
       </w:r>
       <w:r>
         <w:rPr>
-          <w:rFonts w:eastAsia="Times New Roman"/>
+          <w:rFonts w:asciiTheme="minorHAnsi" w:eastAsia="Times New Roman" w:hAnsiTheme="minorHAnsi"/>
           <w:kern w:val="0"/>
           <w14:ligatures w14:val="none"/>
         </w:rPr>
@@ -1000,25 +995,24 @@
         </w:numPr>
         <w:spacing w:before="100" w:beforeAutospacing="1" w:after="100" w:afterAutospacing="1"/>
         <w:rPr>
-          <w:rFonts w:eastAsia="Times New Roman"/>
+          <w:rFonts w:asciiTheme="minorHAnsi" w:eastAsia="Times New Roman" w:hAnsiTheme="minorHAnsi"/>
           <w:kern w:val="0"/>
           <w14:ligatures w14:val="none"/>
         </w:rPr>
       </w:pPr>
       <w:r>
         <w:rPr>
-          <w:rFonts w:eastAsia="Times New Roman"/>
+          <w:rFonts w:asciiTheme="minorHAnsi" w:eastAsia="Times New Roman" w:hAnsiTheme="minorHAnsi"/>
           <w:b/>
           <w:bCs/>
           <w:kern w:val="0"/>
           <w14:ligatures w14:val="none"/>
         </w:rPr>
-        <w:lastRenderedPageBreak/>
         <w:t>Hypothesis-Testing Research:</w:t>
       </w:r>
       <w:r>
         <w:rPr>
-          <w:rFonts w:eastAsia="Times New Roman"/>
+          <w:rFonts w:asciiTheme="minorHAnsi" w:eastAsia="Times New Roman" w:hAnsiTheme="minorHAnsi"/>
           <w:kern w:val="0"/>
           <w14:ligatures w14:val="none"/>
         </w:rPr>
@@ -1029,14 +1023,14 @@
       <w:pPr>
         <w:spacing w:before="100" w:beforeAutospacing="1" w:after="100" w:afterAutospacing="1"/>
         <w:rPr>
-          <w:rFonts w:eastAsia="Times New Roman"/>
+          <w:rFonts w:asciiTheme="minorHAnsi" w:eastAsia="Times New Roman" w:hAnsiTheme="minorHAnsi"/>
           <w:kern w:val="0"/>
           <w14:ligatures w14:val="none"/>
         </w:rPr>
       </w:pPr>
       <w:r>
         <w:rPr>
-          <w:rFonts w:eastAsia="Times New Roman"/>
+          <w:rFonts w:asciiTheme="minorHAnsi" w:eastAsia="Times New Roman" w:hAnsiTheme="minorHAnsi"/>
           <w:kern w:val="0"/>
           <w14:ligatures w14:val="none"/>
         </w:rPr>
@@ -1047,7 +1041,7 @@
       <w:pPr>
         <w:spacing w:after="0"/>
         <w:rPr>
-          <w:rFonts w:eastAsia="Times New Roman"/>
+          <w:rFonts w:asciiTheme="minorHAnsi" w:eastAsia="Times New Roman" w:hAnsiTheme="minorHAnsi"/>
           <w:kern w:val="0"/>
           <w14:ligatures w14:val="none"/>
         </w:rPr>
@@ -1058,7 +1052,7 @@
         <w:spacing w:before="100" w:beforeAutospacing="1" w:after="100" w:afterAutospacing="1"/>
         <w:outlineLvl w:val="0"/>
         <w:rPr>
-          <w:rFonts w:eastAsia="Times New Roman"/>
+          <w:rFonts w:asciiTheme="minorHAnsi" w:eastAsia="Times New Roman" w:hAnsiTheme="minorHAnsi"/>
           <w:b/>
           <w:bCs/>
           <w:kern w:val="36"/>
@@ -1067,7 +1061,7 @@
       </w:pPr>
       <w:r>
         <w:rPr>
-          <w:rFonts w:eastAsia="Times New Roman"/>
+          <w:rFonts w:asciiTheme="minorHAnsi" w:eastAsia="Times New Roman" w:hAnsiTheme="minorHAnsi"/>
           <w:b/>
           <w:bCs/>
           <w:kern w:val="36"/>
@@ -1081,7 +1075,7 @@
         <w:spacing w:before="100" w:beforeAutospacing="1" w:after="100" w:afterAutospacing="1"/>
         <w:outlineLvl w:val="1"/>
         <w:rPr>
-          <w:rFonts w:eastAsia="Times New Roman"/>
+          <w:rFonts w:asciiTheme="minorHAnsi" w:eastAsia="Times New Roman" w:hAnsiTheme="minorHAnsi"/>
           <w:b/>
           <w:bCs/>
           <w:kern w:val="0"/>
@@ -1090,27 +1084,17 @@
       </w:pPr>
       <w:r>
         <w:rPr>
-          <w:rFonts w:eastAsia="Times New Roman"/>
+          <w:rFonts w:asciiTheme="minorHAnsi" w:eastAsia="Times New Roman" w:hAnsiTheme="minorHAnsi"/>
           <w:b/>
           <w:bCs/>
           <w:kern w:val="0"/>
           <w14:ligatures w14:val="none"/>
         </w:rPr>
-        <w:t>Answer:</w:t>
-      </w:r>
-      <w:r>
-        <w:rPr>
-          <w:rFonts w:eastAsia="Times New Roman"/>
-          <w:b/>
-          <w:bCs/>
-          <w:kern w:val="0"/>
-          <w14:ligatures w14:val="none"/>
-        </w:rPr>
-        <w:t xml:space="preserve"> </w:t>
-      </w:r>
-      <w:r>
-        <w:rPr>
-          <w:rFonts w:eastAsia="Times New Roman"/>
+        <w:t xml:space="preserve">Answer: </w:t>
+      </w:r>
+      <w:r>
+        <w:rPr>
+          <w:rFonts w:asciiTheme="minorHAnsi" w:eastAsia="Times New Roman" w:hAnsiTheme="minorHAnsi"/>
           <w:kern w:val="0"/>
           <w14:ligatures w14:val="none"/>
         </w:rPr>
@@ -1124,9 +1108,9 @@
         <w:tblLook w:val="04A0" w:firstRow="1" w:lastRow="0" w:firstColumn="1" w:lastColumn="0" w:noHBand="0" w:noVBand="1"/>
       </w:tblPr>
       <w:tblGrid>
-        <w:gridCol w:w="1374"/>
-        <w:gridCol w:w="3662"/>
-        <w:gridCol w:w="3980"/>
+        <w:gridCol w:w="1451"/>
+        <w:gridCol w:w="3658"/>
+        <w:gridCol w:w="3907"/>
       </w:tblGrid>
       <w:tr>
         <w:tc>
@@ -1137,7 +1121,7 @@
           <w:p>
             <w:pPr>
               <w:rPr>
-                <w:rFonts w:eastAsia="Times New Roman"/>
+                <w:rFonts w:asciiTheme="minorHAnsi" w:eastAsia="Times New Roman" w:hAnsiTheme="minorHAnsi"/>
                 <w:b/>
                 <w:bCs/>
                 <w:kern w:val="0"/>
@@ -1146,7 +1130,7 @@
             </w:pPr>
             <w:r>
               <w:rPr>
-                <w:rFonts w:eastAsia="Times New Roman"/>
+                <w:rFonts w:asciiTheme="minorHAnsi" w:eastAsia="Times New Roman" w:hAnsiTheme="minorHAnsi"/>
                 <w:b/>
                 <w:bCs/>
                 <w:kern w:val="0"/>
@@ -1164,7 +1148,7 @@
           <w:p>
             <w:pPr>
               <w:rPr>
-                <w:rFonts w:eastAsia="Times New Roman"/>
+                <w:rFonts w:asciiTheme="minorHAnsi" w:eastAsia="Times New Roman" w:hAnsiTheme="minorHAnsi"/>
                 <w:b/>
                 <w:bCs/>
                 <w:kern w:val="0"/>
@@ -1173,7 +1157,7 @@
             </w:pPr>
             <w:r>
               <w:rPr>
-                <w:rFonts w:eastAsia="Times New Roman"/>
+                <w:rFonts w:asciiTheme="minorHAnsi" w:eastAsia="Times New Roman" w:hAnsiTheme="minorHAnsi"/>
                 <w:b/>
                 <w:bCs/>
                 <w:kern w:val="0"/>
@@ -1191,7 +1175,7 @@
           <w:p>
             <w:pPr>
               <w:rPr>
-                <w:rFonts w:eastAsia="Times New Roman"/>
+                <w:rFonts w:asciiTheme="minorHAnsi" w:eastAsia="Times New Roman" w:hAnsiTheme="minorHAnsi"/>
                 <w:b/>
                 <w:bCs/>
                 <w:kern w:val="0"/>
@@ -1200,7 +1184,7 @@
             </w:pPr>
             <w:r>
               <w:rPr>
-                <w:rFonts w:eastAsia="Times New Roman"/>
+                <w:rFonts w:asciiTheme="minorHAnsi" w:eastAsia="Times New Roman" w:hAnsiTheme="minorHAnsi"/>
                 <w:b/>
                 <w:bCs/>
                 <w:kern w:val="0"/>
@@ -1220,14 +1204,14 @@
           <w:p>
             <w:pPr>
               <w:rPr>
-                <w:rFonts w:eastAsia="Times New Roman"/>
+                <w:rFonts w:asciiTheme="minorHAnsi" w:eastAsia="Times New Roman" w:hAnsiTheme="minorHAnsi"/>
                 <w:kern w:val="0"/>
                 <w14:ligatures w14:val="none"/>
               </w:rPr>
             </w:pPr>
             <w:r>
               <w:rPr>
-                <w:rFonts w:eastAsia="Times New Roman"/>
+                <w:rFonts w:asciiTheme="minorHAnsi" w:eastAsia="Times New Roman" w:hAnsiTheme="minorHAnsi"/>
                 <w:kern w:val="0"/>
                 <w14:ligatures w14:val="none"/>
               </w:rPr>
@@ -1243,14 +1227,14 @@
           <w:p>
             <w:pPr>
               <w:rPr>
-                <w:rFonts w:eastAsia="Times New Roman"/>
+                <w:rFonts w:asciiTheme="minorHAnsi" w:eastAsia="Times New Roman" w:hAnsiTheme="minorHAnsi"/>
                 <w:kern w:val="0"/>
                 <w14:ligatures w14:val="none"/>
               </w:rPr>
             </w:pPr>
             <w:r>
               <w:rPr>
-                <w:rFonts w:eastAsia="Times New Roman"/>
+                <w:rFonts w:asciiTheme="minorHAnsi" w:eastAsia="Times New Roman" w:hAnsiTheme="minorHAnsi"/>
                 <w:kern w:val="0"/>
                 <w14:ligatures w14:val="none"/>
               </w:rPr>
@@ -1266,14 +1250,14 @@
           <w:p>
             <w:pPr>
               <w:rPr>
-                <w:rFonts w:eastAsia="Times New Roman"/>
+                <w:rFonts w:asciiTheme="minorHAnsi" w:eastAsia="Times New Roman" w:hAnsiTheme="minorHAnsi"/>
                 <w:kern w:val="0"/>
                 <w14:ligatures w14:val="none"/>
               </w:rPr>
             </w:pPr>
             <w:r>
               <w:rPr>
-                <w:rFonts w:eastAsia="Times New Roman"/>
+                <w:rFonts w:asciiTheme="minorHAnsi" w:eastAsia="Times New Roman" w:hAnsiTheme="minorHAnsi"/>
                 <w:kern w:val="0"/>
                 <w14:ligatures w14:val="none"/>
               </w:rPr>
@@ -1291,17 +1275,18 @@
           <w:p>
             <w:pPr>
               <w:rPr>
-                <w:rFonts w:eastAsia="Times New Roman"/>
+                <w:rFonts w:asciiTheme="minorHAnsi" w:eastAsia="Times New Roman" w:hAnsiTheme="minorHAnsi"/>
                 <w:kern w:val="0"/>
                 <w14:ligatures w14:val="none"/>
               </w:rPr>
             </w:pPr>
             <w:r>
               <w:rPr>
-                <w:rFonts w:eastAsia="Times New Roman"/>
+                <w:rFonts w:asciiTheme="minorHAnsi" w:eastAsia="Times New Roman" w:hAnsiTheme="minorHAnsi"/>
                 <w:kern w:val="0"/>
                 <w14:ligatures w14:val="none"/>
               </w:rPr>
+              <w:lastRenderedPageBreak/>
               <w:t>Main Focus</w:t>
             </w:r>
           </w:p>
@@ -1314,14 +1299,14 @@
           <w:p>
             <w:pPr>
               <w:rPr>
-                <w:rFonts w:eastAsia="Times New Roman"/>
+                <w:rFonts w:asciiTheme="minorHAnsi" w:eastAsia="Times New Roman" w:hAnsiTheme="minorHAnsi"/>
                 <w:kern w:val="0"/>
                 <w14:ligatures w14:val="none"/>
               </w:rPr>
             </w:pPr>
             <w:r>
               <w:rPr>
-                <w:rFonts w:eastAsia="Times New Roman"/>
+                <w:rFonts w:asciiTheme="minorHAnsi" w:eastAsia="Times New Roman" w:hAnsiTheme="minorHAnsi"/>
                 <w:kern w:val="0"/>
                 <w14:ligatures w14:val="none"/>
               </w:rPr>
@@ -1337,14 +1322,14 @@
           <w:p>
             <w:pPr>
               <w:rPr>
-                <w:rFonts w:eastAsia="Times New Roman"/>
+                <w:rFonts w:asciiTheme="minorHAnsi" w:eastAsia="Times New Roman" w:hAnsiTheme="minorHAnsi"/>
                 <w:kern w:val="0"/>
                 <w14:ligatures w14:val="none"/>
               </w:rPr>
             </w:pPr>
             <w:r>
               <w:rPr>
-                <w:rFonts w:eastAsia="Times New Roman"/>
+                <w:rFonts w:asciiTheme="minorHAnsi" w:eastAsia="Times New Roman" w:hAnsiTheme="minorHAnsi"/>
                 <w:kern w:val="0"/>
                 <w14:ligatures w14:val="none"/>
               </w:rPr>
@@ -1362,14 +1347,14 @@
           <w:p>
             <w:pPr>
               <w:rPr>
-                <w:rFonts w:eastAsia="Times New Roman"/>
+                <w:rFonts w:asciiTheme="minorHAnsi" w:eastAsia="Times New Roman" w:hAnsiTheme="minorHAnsi"/>
                 <w:kern w:val="0"/>
                 <w14:ligatures w14:val="none"/>
               </w:rPr>
             </w:pPr>
             <w:r>
               <w:rPr>
-                <w:rFonts w:eastAsia="Times New Roman"/>
+                <w:rFonts w:asciiTheme="minorHAnsi" w:eastAsia="Times New Roman" w:hAnsiTheme="minorHAnsi"/>
                 <w:kern w:val="0"/>
                 <w14:ligatures w14:val="none"/>
               </w:rPr>
@@ -1385,14 +1370,14 @@
           <w:p>
             <w:pPr>
               <w:rPr>
-                <w:rFonts w:eastAsia="Times New Roman"/>
+                <w:rFonts w:asciiTheme="minorHAnsi" w:eastAsia="Times New Roman" w:hAnsiTheme="minorHAnsi"/>
                 <w:kern w:val="0"/>
                 <w14:ligatures w14:val="none"/>
               </w:rPr>
             </w:pPr>
             <w:r>
               <w:rPr>
-                <w:rFonts w:eastAsia="Times New Roman"/>
+                <w:rFonts w:asciiTheme="minorHAnsi" w:eastAsia="Times New Roman" w:hAnsiTheme="minorHAnsi"/>
                 <w:kern w:val="0"/>
                 <w14:ligatures w14:val="none"/>
               </w:rPr>
@@ -1408,14 +1393,14 @@
           <w:p>
             <w:pPr>
               <w:rPr>
-                <w:rFonts w:eastAsia="Times New Roman"/>
+                <w:rFonts w:asciiTheme="minorHAnsi" w:eastAsia="Times New Roman" w:hAnsiTheme="minorHAnsi"/>
                 <w:kern w:val="0"/>
                 <w14:ligatures w14:val="none"/>
               </w:rPr>
             </w:pPr>
             <w:r>
               <w:rPr>
-                <w:rFonts w:eastAsia="Times New Roman"/>
+                <w:rFonts w:asciiTheme="minorHAnsi" w:eastAsia="Times New Roman" w:hAnsiTheme="minorHAnsi"/>
                 <w:kern w:val="0"/>
                 <w14:ligatures w14:val="none"/>
               </w:rPr>
@@ -1433,14 +1418,14 @@
           <w:p>
             <w:pPr>
               <w:rPr>
-                <w:rFonts w:eastAsia="Times New Roman"/>
+                <w:rFonts w:asciiTheme="minorHAnsi" w:eastAsia="Times New Roman" w:hAnsiTheme="minorHAnsi"/>
                 <w:kern w:val="0"/>
                 <w14:ligatures w14:val="none"/>
               </w:rPr>
             </w:pPr>
             <w:r>
               <w:rPr>
-                <w:rFonts w:eastAsia="Times New Roman"/>
+                <w:rFonts w:asciiTheme="minorHAnsi" w:eastAsia="Times New Roman" w:hAnsiTheme="minorHAnsi"/>
                 <w:kern w:val="0"/>
                 <w14:ligatures w14:val="none"/>
               </w:rPr>
@@ -1456,14 +1441,14 @@
           <w:p>
             <w:pPr>
               <w:rPr>
-                <w:rFonts w:eastAsia="Times New Roman"/>
+                <w:rFonts w:asciiTheme="minorHAnsi" w:eastAsia="Times New Roman" w:hAnsiTheme="minorHAnsi"/>
                 <w:kern w:val="0"/>
                 <w14:ligatures w14:val="none"/>
               </w:rPr>
             </w:pPr>
             <w:r>
               <w:rPr>
-                <w:rFonts w:eastAsia="Times New Roman"/>
+                <w:rFonts w:asciiTheme="minorHAnsi" w:eastAsia="Times New Roman" w:hAnsiTheme="minorHAnsi"/>
                 <w:kern w:val="0"/>
                 <w14:ligatures w14:val="none"/>
               </w:rPr>
@@ -1479,14 +1464,14 @@
           <w:p>
             <w:pPr>
               <w:rPr>
-                <w:rFonts w:eastAsia="Times New Roman"/>
+                <w:rFonts w:asciiTheme="minorHAnsi" w:eastAsia="Times New Roman" w:hAnsiTheme="minorHAnsi"/>
                 <w:kern w:val="0"/>
                 <w14:ligatures w14:val="none"/>
               </w:rPr>
             </w:pPr>
             <w:r>
               <w:rPr>
-                <w:rFonts w:eastAsia="Times New Roman"/>
+                <w:rFonts w:asciiTheme="minorHAnsi" w:eastAsia="Times New Roman" w:hAnsiTheme="minorHAnsi"/>
                 <w:kern w:val="0"/>
                 <w14:ligatures w14:val="none"/>
               </w:rPr>
@@ -1504,14 +1489,14 @@
           <w:p>
             <w:pPr>
               <w:rPr>
-                <w:rFonts w:eastAsia="Times New Roman"/>
+                <w:rFonts w:asciiTheme="minorHAnsi" w:eastAsia="Times New Roman" w:hAnsiTheme="minorHAnsi"/>
                 <w:kern w:val="0"/>
                 <w14:ligatures w14:val="none"/>
               </w:rPr>
             </w:pPr>
             <w:r>
               <w:rPr>
-                <w:rFonts w:eastAsia="Times New Roman"/>
+                <w:rFonts w:asciiTheme="minorHAnsi" w:eastAsia="Times New Roman" w:hAnsiTheme="minorHAnsi"/>
                 <w:kern w:val="0"/>
                 <w14:ligatures w14:val="none"/>
               </w:rPr>
@@ -1527,14 +1512,14 @@
           <w:p>
             <w:pPr>
               <w:rPr>
-                <w:rFonts w:eastAsia="Times New Roman"/>
+                <w:rFonts w:asciiTheme="minorHAnsi" w:eastAsia="Times New Roman" w:hAnsiTheme="minorHAnsi"/>
                 <w:kern w:val="0"/>
                 <w14:ligatures w14:val="none"/>
               </w:rPr>
             </w:pPr>
             <w:r>
               <w:rPr>
-                <w:rFonts w:eastAsia="Times New Roman"/>
+                <w:rFonts w:asciiTheme="minorHAnsi" w:eastAsia="Times New Roman" w:hAnsiTheme="minorHAnsi"/>
                 <w:kern w:val="0"/>
                 <w14:ligatures w14:val="none"/>
               </w:rPr>
@@ -1550,14 +1535,14 @@
           <w:p>
             <w:pPr>
               <w:rPr>
-                <w:rFonts w:eastAsia="Times New Roman"/>
+                <w:rFonts w:asciiTheme="minorHAnsi" w:eastAsia="Times New Roman" w:hAnsiTheme="minorHAnsi"/>
                 <w:kern w:val="0"/>
                 <w14:ligatures w14:val="none"/>
               </w:rPr>
             </w:pPr>
             <w:r>
               <w:rPr>
-                <w:rFonts w:eastAsia="Times New Roman"/>
+                <w:rFonts w:asciiTheme="minorHAnsi" w:eastAsia="Times New Roman" w:hAnsiTheme="minorHAnsi"/>
                 <w:kern w:val="0"/>
                 <w14:ligatures w14:val="none"/>
               </w:rPr>
@@ -1571,61 +1556,78 @@
       <w:pPr>
         <w:spacing w:before="100" w:beforeAutospacing="1" w:after="100" w:afterAutospacing="1"/>
         <w:rPr>
-          <w:rFonts w:eastAsia="Times New Roman"/>
+          <w:rFonts w:asciiTheme="minorHAnsi" w:eastAsia="Times New Roman" w:hAnsiTheme="minorHAnsi"/>
           <w:kern w:val="0"/>
           <w14:ligatures w14:val="none"/>
         </w:rPr>
       </w:pPr>
       <w:r>
         <w:rPr>
-          <w:rFonts w:eastAsia="Times New Roman"/>
+          <w:rFonts w:asciiTheme="minorHAnsi" w:eastAsia="Times New Roman" w:hAnsiTheme="minorHAnsi"/>
           <w:kern w:val="0"/>
           <w14:ligatures w14:val="none"/>
         </w:rPr>
         <w:t>Descriptive research helps understand the current situation, while analytical research provides deeper explanations about relationships and causes.</w:t>
       </w:r>
     </w:p>
-    <w:p/>
-    <w:p/>
-    <w:p/>
     <w:p>
       <w:pPr>
         <w:rPr>
+          <w:rFonts w:asciiTheme="minorHAnsi" w:hAnsiTheme="minorHAnsi"/>
+        </w:rPr>
+      </w:pPr>
+    </w:p>
+    <w:p>
+      <w:pPr>
+        <w:rPr>
+          <w:rFonts w:asciiTheme="minorHAnsi" w:hAnsiTheme="minorHAnsi"/>
+        </w:rPr>
+      </w:pPr>
+    </w:p>
+    <w:p>
+      <w:pPr>
+        <w:rPr>
+          <w:rFonts w:asciiTheme="minorHAnsi" w:hAnsiTheme="minorHAnsi"/>
+        </w:rPr>
+      </w:pPr>
+    </w:p>
+    <w:p>
+      <w:pPr>
+        <w:rPr>
+          <w:rFonts w:asciiTheme="minorHAnsi" w:hAnsiTheme="minorHAnsi"/>
           <w:b/>
           <w:bCs/>
         </w:rPr>
       </w:pPr>
       <w:r>
         <w:rPr>
+          <w:rFonts w:asciiTheme="minorHAnsi" w:hAnsiTheme="minorHAnsi"/>
           <w:b/>
           <w:bCs/>
         </w:rPr>
-        <w:lastRenderedPageBreak/>
         <w:t>Question 6: Differentiate between fundamental research and applied research.</w:t>
       </w:r>
     </w:p>
     <w:p>
       <w:pPr>
         <w:rPr>
+          <w:rFonts w:asciiTheme="minorHAnsi" w:hAnsiTheme="minorHAnsi"/>
           <w:b/>
           <w:bCs/>
         </w:rPr>
       </w:pPr>
       <w:r>
         <w:rPr>
+          <w:rFonts w:asciiTheme="minorHAnsi" w:hAnsiTheme="minorHAnsi"/>
           <w:b/>
           <w:bCs/>
         </w:rPr>
-        <w:t>Answer:</w:t>
-      </w:r>
-      <w:r>
-        <w:rPr>
-          <w:b/>
-          <w:bCs/>
-        </w:rPr>
-        <w:t xml:space="preserve"> </w:t>
-      </w:r>
-      <w:r>
+        <w:t xml:space="preserve">Answer: </w:t>
+      </w:r>
+      <w:r>
+        <w:rPr>
+          <w:rFonts w:asciiTheme="minorHAnsi" w:hAnsiTheme="minorHAnsi"/>
+        </w:rPr>
         <w:t xml:space="preserve">Fundamental and applied research are two important types of research that differ based on their purpose and application. Fundamental research mainly focuses on developing knowledge and theories, while applied research focuses on solving practical problems. </w:t>
       </w:r>
     </w:p>
@@ -1636,9 +1638,9 @@
         <w:tblLook w:val="04A0" w:firstRow="1" w:lastRow="0" w:firstColumn="1" w:lastColumn="0" w:noHBand="0" w:noVBand="1"/>
       </w:tblPr>
       <w:tblGrid>
-        <w:gridCol w:w="1412"/>
-        <w:gridCol w:w="4012"/>
-        <w:gridCol w:w="3592"/>
+        <w:gridCol w:w="1460"/>
+        <w:gridCol w:w="4007"/>
+        <w:gridCol w:w="3549"/>
       </w:tblGrid>
       <w:tr>
         <w:tc>
@@ -1650,12 +1652,14 @@
             <w:pPr>
               <w:spacing w:after="160"/>
               <w:rPr>
+                <w:rFonts w:asciiTheme="minorHAnsi" w:hAnsiTheme="minorHAnsi"/>
                 <w:b/>
                 <w:bCs/>
               </w:rPr>
             </w:pPr>
             <w:r>
               <w:rPr>
+                <w:rFonts w:asciiTheme="minorHAnsi" w:hAnsiTheme="minorHAnsi"/>
                 <w:b/>
                 <w:bCs/>
               </w:rPr>
@@ -1672,12 +1676,14 @@
             <w:pPr>
               <w:spacing w:after="160"/>
               <w:rPr>
+                <w:rFonts w:asciiTheme="minorHAnsi" w:hAnsiTheme="minorHAnsi"/>
                 <w:b/>
                 <w:bCs/>
               </w:rPr>
             </w:pPr>
             <w:r>
               <w:rPr>
+                <w:rFonts w:asciiTheme="minorHAnsi" w:hAnsiTheme="minorHAnsi"/>
                 <w:b/>
                 <w:bCs/>
               </w:rPr>
@@ -1694,12 +1700,14 @@
             <w:pPr>
               <w:spacing w:after="160"/>
               <w:rPr>
+                <w:rFonts w:asciiTheme="minorHAnsi" w:hAnsiTheme="minorHAnsi"/>
                 <w:b/>
                 <w:bCs/>
               </w:rPr>
             </w:pPr>
             <w:r>
               <w:rPr>
+                <w:rFonts w:asciiTheme="minorHAnsi" w:hAnsiTheme="minorHAnsi"/>
                 <w:b/>
                 <w:bCs/>
               </w:rPr>
@@ -1717,8 +1725,14 @@
           <w:p>
             <w:pPr>
               <w:spacing w:after="160"/>
+              <w:rPr>
+                <w:rFonts w:asciiTheme="minorHAnsi" w:hAnsiTheme="minorHAnsi"/>
+              </w:rPr>
             </w:pPr>
             <w:r>
+              <w:rPr>
+                <w:rFonts w:asciiTheme="minorHAnsi" w:hAnsiTheme="minorHAnsi"/>
+              </w:rPr>
               <w:t>Meaning</w:t>
             </w:r>
           </w:p>
@@ -1731,8 +1745,14 @@
           <w:p>
             <w:pPr>
               <w:spacing w:after="160"/>
+              <w:rPr>
+                <w:rFonts w:asciiTheme="minorHAnsi" w:hAnsiTheme="minorHAnsi"/>
+              </w:rPr>
             </w:pPr>
             <w:r>
+              <w:rPr>
+                <w:rFonts w:asciiTheme="minorHAnsi" w:hAnsiTheme="minorHAnsi"/>
+              </w:rPr>
               <w:t>Fundamental research is conducted to increase knowledge and develop theories.</w:t>
             </w:r>
           </w:p>
@@ -1745,8 +1765,14 @@
           <w:p>
             <w:pPr>
               <w:spacing w:after="160"/>
+              <w:rPr>
+                <w:rFonts w:asciiTheme="minorHAnsi" w:hAnsiTheme="minorHAnsi"/>
+              </w:rPr>
             </w:pPr>
             <w:r>
+              <w:rPr>
+                <w:rFonts w:asciiTheme="minorHAnsi" w:hAnsiTheme="minorHAnsi"/>
+              </w:rPr>
               <w:t>Applied research is conducted to solve specific practical problems.</w:t>
             </w:r>
           </w:p>
@@ -1761,8 +1787,14 @@
           <w:p>
             <w:pPr>
               <w:spacing w:after="160"/>
+              <w:rPr>
+                <w:rFonts w:asciiTheme="minorHAnsi" w:hAnsiTheme="minorHAnsi"/>
+              </w:rPr>
             </w:pPr>
             <w:r>
+              <w:rPr>
+                <w:rFonts w:asciiTheme="minorHAnsi" w:hAnsiTheme="minorHAnsi"/>
+              </w:rPr>
               <w:t>Main Purpose</w:t>
             </w:r>
           </w:p>
@@ -1775,8 +1807,14 @@
           <w:p>
             <w:pPr>
               <w:spacing w:after="160"/>
+              <w:rPr>
+                <w:rFonts w:asciiTheme="minorHAnsi" w:hAnsiTheme="minorHAnsi"/>
+              </w:rPr>
             </w:pPr>
             <w:r>
+              <w:rPr>
+                <w:rFonts w:asciiTheme="minorHAnsi" w:hAnsiTheme="minorHAnsi"/>
+              </w:rPr>
               <w:t>It aims to improve theoretical understanding without immediate practical use.</w:t>
             </w:r>
           </w:p>
@@ -1789,8 +1827,14 @@
           <w:p>
             <w:pPr>
               <w:spacing w:after="160"/>
+              <w:rPr>
+                <w:rFonts w:asciiTheme="minorHAnsi" w:hAnsiTheme="minorHAnsi"/>
+              </w:rPr>
             </w:pPr>
             <w:r>
+              <w:rPr>
+                <w:rFonts w:asciiTheme="minorHAnsi" w:hAnsiTheme="minorHAnsi"/>
+              </w:rPr>
               <w:t>It aims to provide solutions for real-world issues.</w:t>
             </w:r>
           </w:p>
@@ -1805,8 +1849,15 @@
           <w:p>
             <w:pPr>
               <w:spacing w:after="160"/>
+              <w:rPr>
+                <w:rFonts w:asciiTheme="minorHAnsi" w:hAnsiTheme="minorHAnsi"/>
+              </w:rPr>
             </w:pPr>
             <w:r>
+              <w:rPr>
+                <w:rFonts w:asciiTheme="minorHAnsi" w:hAnsiTheme="minorHAnsi"/>
+              </w:rPr>
+              <w:lastRenderedPageBreak/>
               <w:t>Application</w:t>
             </w:r>
           </w:p>
@@ -1819,8 +1870,14 @@
           <w:p>
             <w:pPr>
               <w:spacing w:after="160"/>
+              <w:rPr>
+                <w:rFonts w:asciiTheme="minorHAnsi" w:hAnsiTheme="minorHAnsi"/>
+              </w:rPr>
             </w:pPr>
             <w:r>
+              <w:rPr>
+                <w:rFonts w:asciiTheme="minorHAnsi" w:hAnsiTheme="minorHAnsi"/>
+              </w:rPr>
               <w:t>Findings may not have direct application immediately.</w:t>
             </w:r>
           </w:p>
@@ -1833,8 +1890,14 @@
           <w:p>
             <w:pPr>
               <w:spacing w:after="160"/>
+              <w:rPr>
+                <w:rFonts w:asciiTheme="minorHAnsi" w:hAnsiTheme="minorHAnsi"/>
+              </w:rPr>
             </w:pPr>
             <w:r>
+              <w:rPr>
+                <w:rFonts w:asciiTheme="minorHAnsi" w:hAnsiTheme="minorHAnsi"/>
+              </w:rPr>
               <w:t>Findings are directly used for decision-making and problem-solving.</w:t>
             </w:r>
           </w:p>
@@ -1849,8 +1912,14 @@
           <w:p>
             <w:pPr>
               <w:spacing w:after="160"/>
+              <w:rPr>
+                <w:rFonts w:asciiTheme="minorHAnsi" w:hAnsiTheme="minorHAnsi"/>
+              </w:rPr>
             </w:pPr>
             <w:r>
+              <w:rPr>
+                <w:rFonts w:asciiTheme="minorHAnsi" w:hAnsiTheme="minorHAnsi"/>
+              </w:rPr>
               <w:t>Focus</w:t>
             </w:r>
           </w:p>
@@ -1863,8 +1932,14 @@
           <w:p>
             <w:pPr>
               <w:spacing w:after="160"/>
+              <w:rPr>
+                <w:rFonts w:asciiTheme="minorHAnsi" w:hAnsiTheme="minorHAnsi"/>
+              </w:rPr>
             </w:pPr>
             <w:r>
+              <w:rPr>
+                <w:rFonts w:asciiTheme="minorHAnsi" w:hAnsiTheme="minorHAnsi"/>
+              </w:rPr>
               <w:t>Focuses on concepts, principles, and knowledge development.</w:t>
             </w:r>
           </w:p>
@@ -1877,8 +1952,14 @@
           <w:p>
             <w:pPr>
               <w:spacing w:after="160"/>
+              <w:rPr>
+                <w:rFonts w:asciiTheme="minorHAnsi" w:hAnsiTheme="minorHAnsi"/>
+              </w:rPr>
             </w:pPr>
             <w:r>
+              <w:rPr>
+                <w:rFonts w:asciiTheme="minorHAnsi" w:hAnsiTheme="minorHAnsi"/>
+              </w:rPr>
               <w:t>Focuses on practical improvement and solutions.</w:t>
             </w:r>
           </w:p>
@@ -1893,8 +1974,14 @@
           <w:p>
             <w:pPr>
               <w:spacing w:after="160"/>
+              <w:rPr>
+                <w:rFonts w:asciiTheme="minorHAnsi" w:hAnsiTheme="minorHAnsi"/>
+              </w:rPr>
             </w:pPr>
             <w:r>
+              <w:rPr>
+                <w:rFonts w:asciiTheme="minorHAnsi" w:hAnsiTheme="minorHAnsi"/>
+              </w:rPr>
               <w:t>Example</w:t>
             </w:r>
           </w:p>
@@ -1907,8 +1994,14 @@
           <w:p>
             <w:pPr>
               <w:spacing w:after="160"/>
+              <w:rPr>
+                <w:rFonts w:asciiTheme="minorHAnsi" w:hAnsiTheme="minorHAnsi"/>
+              </w:rPr>
             </w:pPr>
             <w:r>
+              <w:rPr>
+                <w:rFonts w:asciiTheme="minorHAnsi" w:hAnsiTheme="minorHAnsi"/>
+              </w:rPr>
               <w:t>Studying how psychological safety develops within teams to improve theoretical understanding.</w:t>
             </w:r>
           </w:p>
@@ -1921,8 +2014,14 @@
           <w:p>
             <w:pPr>
               <w:spacing w:after="160"/>
+              <w:rPr>
+                <w:rFonts w:asciiTheme="minorHAnsi" w:hAnsiTheme="minorHAnsi"/>
+              </w:rPr>
             </w:pPr>
             <w:r>
+              <w:rPr>
+                <w:rFonts w:asciiTheme="minorHAnsi" w:hAnsiTheme="minorHAnsi"/>
+              </w:rPr>
               <w:t>Studying why employee turnover is increasing and developing strategies to reduce it.</w:t>
             </w:r>
           </w:p>
@@ -1930,20 +2029,36 @@
       </w:tr>
     </w:tbl>
     <w:p>
-      <w:r>
+      <w:pPr>
+        <w:rPr>
+          <w:rFonts w:asciiTheme="minorHAnsi" w:hAnsiTheme="minorHAnsi"/>
+        </w:rPr>
+      </w:pPr>
+      <w:r>
+        <w:rPr>
+          <w:rFonts w:asciiTheme="minorHAnsi" w:hAnsiTheme="minorHAnsi"/>
+        </w:rPr>
         <w:t>Fundamental research expands knowledge, while applied research uses knowledge to solve practical challenges.</w:t>
       </w:r>
     </w:p>
-    <w:p/>
     <w:p>
       <w:pPr>
         <w:rPr>
+          <w:rFonts w:asciiTheme="minorHAnsi" w:hAnsiTheme="minorHAnsi"/>
+        </w:rPr>
+      </w:pPr>
+    </w:p>
+    <w:p>
+      <w:pPr>
+        <w:rPr>
+          <w:rFonts w:asciiTheme="minorHAnsi" w:hAnsiTheme="minorHAnsi"/>
           <w:b/>
           <w:bCs/>
         </w:rPr>
       </w:pPr>
       <w:r>
         <w:rPr>
+          <w:rFonts w:asciiTheme="minorHAnsi" w:hAnsiTheme="minorHAnsi"/>
           <w:b/>
           <w:bCs/>
         </w:rPr>
@@ -1953,25 +2068,23 @@
     <w:p>
       <w:pPr>
         <w:rPr>
+          <w:rFonts w:asciiTheme="minorHAnsi" w:hAnsiTheme="minorHAnsi"/>
           <w:b/>
           <w:bCs/>
         </w:rPr>
       </w:pPr>
       <w:r>
         <w:rPr>
+          <w:rFonts w:asciiTheme="minorHAnsi" w:hAnsiTheme="minorHAnsi"/>
           <w:b/>
           <w:bCs/>
         </w:rPr>
-        <w:t>Answer:</w:t>
-      </w:r>
-      <w:r>
-        <w:rPr>
-          <w:b/>
-          <w:bCs/>
-        </w:rPr>
-        <w:t xml:space="preserve"> </w:t>
-      </w:r>
-      <w:r>
+        <w:t xml:space="preserve">Answer: </w:t>
+      </w:r>
+      <w:r>
+        <w:rPr>
+          <w:rFonts w:asciiTheme="minorHAnsi" w:hAnsiTheme="minorHAnsi"/>
+        </w:rPr>
         <w:t xml:space="preserve">Quantitative and qualitative research are two major approaches used in research. The main difference is that quantitative research focuses on numerical data, while qualitative research focuses on experiences, opinions, and meanings. </w:t>
       </w:r>
     </w:p>
@@ -1982,20 +2095,23 @@
           <w:ilvl w:val="0"/>
           <w:numId w:val="29"/>
         </w:numPr>
-      </w:pPr>
-      <w:r>
-        <w:rPr>
+        <w:rPr>
+          <w:rFonts w:asciiTheme="minorHAnsi" w:hAnsiTheme="minorHAnsi"/>
+        </w:rPr>
+      </w:pPr>
+      <w:r>
+        <w:rPr>
+          <w:rFonts w:asciiTheme="minorHAnsi" w:hAnsiTheme="minorHAnsi"/>
           <w:b/>
           <w:bCs/>
         </w:rPr>
         <w:t>Quantitative Research:</w:t>
       </w:r>
       <w:r>
-        <w:t xml:space="preserve"> Quantitative research deals with numerical data and measurable variables. It uses statistical methods to identify relationships, patterns, and differences </w:t>
-      </w:r>
-      <w:r>
-        <w:lastRenderedPageBreak/>
-        <w:t>among variables. For example, a researcher may collect data from 500 employees and use regression analysis to determine whether leadership affects employee performance.</w:t>
+        <w:rPr>
+          <w:rFonts w:asciiTheme="minorHAnsi" w:hAnsiTheme="minorHAnsi"/>
+        </w:rPr>
+        <w:t xml:space="preserve"> Quantitative research deals with numerical data and measurable variables. It uses statistical methods to identify relationships, patterns, and differences among variables. For example, a researcher may collect data from 500 employees and use regression analysis to determine whether leadership affects employee performance.</w:t>
       </w:r>
     </w:p>
     <w:p>
@@ -2005,61 +2121,83 @@
           <w:ilvl w:val="0"/>
           <w:numId w:val="29"/>
         </w:numPr>
-      </w:pPr>
-      <w:r>
-        <w:rPr>
+        <w:rPr>
+          <w:rFonts w:asciiTheme="minorHAnsi" w:hAnsiTheme="minorHAnsi"/>
+        </w:rPr>
+      </w:pPr>
+      <w:r>
+        <w:rPr>
+          <w:rFonts w:asciiTheme="minorHAnsi" w:hAnsiTheme="minorHAnsi"/>
           <w:b/>
           <w:bCs/>
         </w:rPr>
         <w:t>Qualitative Research:</w:t>
       </w:r>
       <w:r>
+        <w:rPr>
+          <w:rFonts w:asciiTheme="minorHAnsi" w:hAnsiTheme="minorHAnsi"/>
+        </w:rPr>
         <w:t xml:space="preserve"> Qualitative research focuses on understanding human experiences, perceptions, opinions, behaviors, and interpretations. It collects detailed information through methods such as interviews, focus groups, observation, and case studies. For example, a researcher may interview 20 employees to understand their experiences of workplace bullying.</w:t>
       </w:r>
     </w:p>
     <w:p>
-      <w:r>
+      <w:pPr>
+        <w:rPr>
+          <w:rFonts w:asciiTheme="minorHAnsi" w:hAnsiTheme="minorHAnsi"/>
+        </w:rPr>
+      </w:pPr>
+      <w:r>
+        <w:rPr>
+          <w:rFonts w:asciiTheme="minorHAnsi" w:hAnsiTheme="minorHAnsi"/>
+        </w:rPr>
         <w:t>Quantitative research explains relationships using numbers, while qualitative research provides deeper understanding of human experiences.</w:t>
       </w:r>
     </w:p>
-    <w:p/>
     <w:p>
       <w:pPr>
         <w:rPr>
+          <w:rFonts w:asciiTheme="minorHAnsi" w:hAnsiTheme="minorHAnsi"/>
+        </w:rPr>
+      </w:pPr>
+    </w:p>
+    <w:p>
+      <w:pPr>
+        <w:rPr>
+          <w:rFonts w:asciiTheme="minorHAnsi" w:hAnsiTheme="minorHAnsi"/>
           <w:b/>
           <w:bCs/>
         </w:rPr>
       </w:pPr>
       <w:r>
         <w:rPr>
+          <w:rFonts w:asciiTheme="minorHAnsi" w:hAnsiTheme="minorHAnsi"/>
           <w:b/>
           <w:bCs/>
         </w:rPr>
+        <w:lastRenderedPageBreak/>
         <w:t>Question 8: Differentiate between quantitative research and qualitative research.</w:t>
       </w:r>
     </w:p>
     <w:p>
       <w:pPr>
         <w:rPr>
+          <w:rFonts w:asciiTheme="minorHAnsi" w:hAnsiTheme="minorHAnsi"/>
           <w:b/>
           <w:bCs/>
         </w:rPr>
       </w:pPr>
       <w:r>
         <w:rPr>
+          <w:rFonts w:asciiTheme="minorHAnsi" w:hAnsiTheme="minorHAnsi"/>
           <w:b/>
           <w:bCs/>
         </w:rPr>
-        <w:t>Answer:</w:t>
-      </w:r>
-      <w:r>
-        <w:rPr>
-          <w:b/>
-          <w:bCs/>
-        </w:rPr>
-        <w:t xml:space="preserve"> </w:t>
-      </w:r>
-      <w:r>
+        <w:t xml:space="preserve">Answer: </w:t>
+      </w:r>
+      <w:r>
+        <w:rPr>
+          <w:rFonts w:asciiTheme="minorHAnsi" w:hAnsiTheme="minorHAnsi"/>
+        </w:rPr>
         <w:t>Quantitative and qualitative research approaches are selected based on the type of information a researcher wants to collect. Quantitative research measures variables using numbers, whereas qualitative research explores meanings and experiences.</w:t>
       </w:r>
     </w:p>
@@ -2070,9 +2208,9 @@
         <w:tblLook w:val="04A0" w:firstRow="1" w:lastRow="0" w:firstColumn="1" w:lastColumn="0" w:noHBand="0" w:noVBand="1"/>
       </w:tblPr>
       <w:tblGrid>
-        <w:gridCol w:w="1760"/>
-        <w:gridCol w:w="3758"/>
-        <w:gridCol w:w="3498"/>
+        <w:gridCol w:w="1784"/>
+        <w:gridCol w:w="3756"/>
+        <w:gridCol w:w="3476"/>
       </w:tblGrid>
       <w:tr>
         <w:tc>
@@ -2084,12 +2222,14 @@
             <w:pPr>
               <w:spacing w:after="160"/>
               <w:rPr>
+                <w:rFonts w:asciiTheme="minorHAnsi" w:hAnsiTheme="minorHAnsi"/>
                 <w:b/>
                 <w:bCs/>
               </w:rPr>
             </w:pPr>
             <w:r>
               <w:rPr>
+                <w:rFonts w:asciiTheme="minorHAnsi" w:hAnsiTheme="minorHAnsi"/>
                 <w:b/>
                 <w:bCs/>
               </w:rPr>
@@ -2106,12 +2246,14 @@
             <w:pPr>
               <w:spacing w:after="160"/>
               <w:rPr>
+                <w:rFonts w:asciiTheme="minorHAnsi" w:hAnsiTheme="minorHAnsi"/>
                 <w:b/>
                 <w:bCs/>
               </w:rPr>
             </w:pPr>
             <w:r>
               <w:rPr>
+                <w:rFonts w:asciiTheme="minorHAnsi" w:hAnsiTheme="minorHAnsi"/>
                 <w:b/>
                 <w:bCs/>
               </w:rPr>
@@ -2128,12 +2270,14 @@
             <w:pPr>
               <w:spacing w:after="160"/>
               <w:rPr>
+                <w:rFonts w:asciiTheme="minorHAnsi" w:hAnsiTheme="minorHAnsi"/>
                 <w:b/>
                 <w:bCs/>
               </w:rPr>
             </w:pPr>
             <w:r>
               <w:rPr>
+                <w:rFonts w:asciiTheme="minorHAnsi" w:hAnsiTheme="minorHAnsi"/>
                 <w:b/>
                 <w:bCs/>
               </w:rPr>
@@ -2151,8 +2295,14 @@
           <w:p>
             <w:pPr>
               <w:spacing w:after="160"/>
+              <w:rPr>
+                <w:rFonts w:asciiTheme="minorHAnsi" w:hAnsiTheme="minorHAnsi"/>
+              </w:rPr>
             </w:pPr>
             <w:r>
+              <w:rPr>
+                <w:rFonts w:asciiTheme="minorHAnsi" w:hAnsiTheme="minorHAnsi"/>
+              </w:rPr>
               <w:t>Data Type</w:t>
             </w:r>
           </w:p>
@@ -2165,8 +2315,14 @@
           <w:p>
             <w:pPr>
               <w:spacing w:after="160"/>
+              <w:rPr>
+                <w:rFonts w:asciiTheme="minorHAnsi" w:hAnsiTheme="minorHAnsi"/>
+              </w:rPr>
             </w:pPr>
             <w:r>
+              <w:rPr>
+                <w:rFonts w:asciiTheme="minorHAnsi" w:hAnsiTheme="minorHAnsi"/>
+              </w:rPr>
               <w:t>Uses numerical data and measurable variables.</w:t>
             </w:r>
           </w:p>
@@ -2179,8 +2335,14 @@
           <w:p>
             <w:pPr>
               <w:spacing w:after="160"/>
+              <w:rPr>
+                <w:rFonts w:asciiTheme="minorHAnsi" w:hAnsiTheme="minorHAnsi"/>
+              </w:rPr>
             </w:pPr>
             <w:r>
+              <w:rPr>
+                <w:rFonts w:asciiTheme="minorHAnsi" w:hAnsiTheme="minorHAnsi"/>
+              </w:rPr>
               <w:t>Uses non-numerical data such as words, opinions, and experiences.</w:t>
             </w:r>
           </w:p>
@@ -2195,8 +2357,14 @@
           <w:p>
             <w:pPr>
               <w:spacing w:after="160"/>
+              <w:rPr>
+                <w:rFonts w:asciiTheme="minorHAnsi" w:hAnsiTheme="minorHAnsi"/>
+              </w:rPr>
             </w:pPr>
             <w:r>
+              <w:rPr>
+                <w:rFonts w:asciiTheme="minorHAnsi" w:hAnsiTheme="minorHAnsi"/>
+              </w:rPr>
               <w:t>Main Purpose</w:t>
             </w:r>
           </w:p>
@@ -2209,8 +2377,14 @@
           <w:p>
             <w:pPr>
               <w:spacing w:after="160"/>
+              <w:rPr>
+                <w:rFonts w:asciiTheme="minorHAnsi" w:hAnsiTheme="minorHAnsi"/>
+              </w:rPr>
             </w:pPr>
             <w:r>
+              <w:rPr>
+                <w:rFonts w:asciiTheme="minorHAnsi" w:hAnsiTheme="minorHAnsi"/>
+              </w:rPr>
               <w:t>Measures relationships between variables and tests hypotheses.</w:t>
             </w:r>
           </w:p>
@@ -2223,8 +2397,14 @@
           <w:p>
             <w:pPr>
               <w:spacing w:after="160"/>
+              <w:rPr>
+                <w:rFonts w:asciiTheme="minorHAnsi" w:hAnsiTheme="minorHAnsi"/>
+              </w:rPr>
             </w:pPr>
             <w:r>
+              <w:rPr>
+                <w:rFonts w:asciiTheme="minorHAnsi" w:hAnsiTheme="minorHAnsi"/>
+              </w:rPr>
               <w:t>Understands experiences, perceptions, and behaviors.</w:t>
             </w:r>
           </w:p>
@@ -2239,8 +2419,14 @@
           <w:p>
             <w:pPr>
               <w:spacing w:after="160"/>
+              <w:rPr>
+                <w:rFonts w:asciiTheme="minorHAnsi" w:hAnsiTheme="minorHAnsi"/>
+              </w:rPr>
             </w:pPr>
             <w:r>
+              <w:rPr>
+                <w:rFonts w:asciiTheme="minorHAnsi" w:hAnsiTheme="minorHAnsi"/>
+              </w:rPr>
               <w:t>Data Collection Methods</w:t>
             </w:r>
           </w:p>
@@ -2253,8 +2439,14 @@
           <w:p>
             <w:pPr>
               <w:spacing w:after="160"/>
+              <w:rPr>
+                <w:rFonts w:asciiTheme="minorHAnsi" w:hAnsiTheme="minorHAnsi"/>
+              </w:rPr>
             </w:pPr>
             <w:r>
+              <w:rPr>
+                <w:rFonts w:asciiTheme="minorHAnsi" w:hAnsiTheme="minorHAnsi"/>
+              </w:rPr>
               <w:t>Surveys, structured questionnaires, experiments, and statistical records.</w:t>
             </w:r>
           </w:p>
@@ -2267,8 +2459,14 @@
           <w:p>
             <w:pPr>
               <w:spacing w:after="160"/>
+              <w:rPr>
+                <w:rFonts w:asciiTheme="minorHAnsi" w:hAnsiTheme="minorHAnsi"/>
+              </w:rPr>
             </w:pPr>
             <w:r>
+              <w:rPr>
+                <w:rFonts w:asciiTheme="minorHAnsi" w:hAnsiTheme="minorHAnsi"/>
+              </w:rPr>
               <w:t>Interviews, focus groups, observation, and case studies.</w:t>
             </w:r>
           </w:p>
@@ -2283,8 +2481,14 @@
           <w:p>
             <w:pPr>
               <w:spacing w:after="160"/>
+              <w:rPr>
+                <w:rFonts w:asciiTheme="minorHAnsi" w:hAnsiTheme="minorHAnsi"/>
+              </w:rPr>
             </w:pPr>
             <w:r>
+              <w:rPr>
+                <w:rFonts w:asciiTheme="minorHAnsi" w:hAnsiTheme="minorHAnsi"/>
+              </w:rPr>
               <w:t>Analysis Method</w:t>
             </w:r>
           </w:p>
@@ -2297,8 +2501,14 @@
           <w:p>
             <w:pPr>
               <w:spacing w:after="160"/>
+              <w:rPr>
+                <w:rFonts w:asciiTheme="minorHAnsi" w:hAnsiTheme="minorHAnsi"/>
+              </w:rPr>
             </w:pPr>
             <w:r>
+              <w:rPr>
+                <w:rFonts w:asciiTheme="minorHAnsi" w:hAnsiTheme="minorHAnsi"/>
+              </w:rPr>
               <w:t>Uses statistical analysis.</w:t>
             </w:r>
           </w:p>
@@ -2311,8 +2521,14 @@
           <w:p>
             <w:pPr>
               <w:spacing w:after="160"/>
+              <w:rPr>
+                <w:rFonts w:asciiTheme="minorHAnsi" w:hAnsiTheme="minorHAnsi"/>
+              </w:rPr>
             </w:pPr>
             <w:r>
+              <w:rPr>
+                <w:rFonts w:asciiTheme="minorHAnsi" w:hAnsiTheme="minorHAnsi"/>
+              </w:rPr>
               <w:t>Uses interpretation and thematic analysis.</w:t>
             </w:r>
           </w:p>
@@ -2327,8 +2543,14 @@
           <w:p>
             <w:pPr>
               <w:spacing w:after="160"/>
+              <w:rPr>
+                <w:rFonts w:asciiTheme="minorHAnsi" w:hAnsiTheme="minorHAnsi"/>
+              </w:rPr>
             </w:pPr>
             <w:r>
+              <w:rPr>
+                <w:rFonts w:asciiTheme="minorHAnsi" w:hAnsiTheme="minorHAnsi"/>
+              </w:rPr>
               <w:t>Example</w:t>
             </w:r>
           </w:p>
@@ -2341,8 +2563,14 @@
           <w:p>
             <w:pPr>
               <w:spacing w:after="160"/>
+              <w:rPr>
+                <w:rFonts w:asciiTheme="minorHAnsi" w:hAnsiTheme="minorHAnsi"/>
+              </w:rPr>
             </w:pPr>
             <w:r>
+              <w:rPr>
+                <w:rFonts w:asciiTheme="minorHAnsi" w:hAnsiTheme="minorHAnsi"/>
+              </w:rPr>
               <w:t>Collecting employee performance scores to test the effect of leadership.</w:t>
             </w:r>
           </w:p>
@@ -2355,8 +2583,14 @@
           <w:p>
             <w:pPr>
               <w:spacing w:after="160"/>
+              <w:rPr>
+                <w:rFonts w:asciiTheme="minorHAnsi" w:hAnsiTheme="minorHAnsi"/>
+              </w:rPr>
             </w:pPr>
             <w:r>
+              <w:rPr>
+                <w:rFonts w:asciiTheme="minorHAnsi" w:hAnsiTheme="minorHAnsi"/>
+              </w:rPr>
               <w:t>Interviewing employees to understand workplace experiences.</w:t>
             </w:r>
           </w:p>
@@ -2364,119 +2598,171 @@
       </w:tr>
     </w:tbl>
     <w:p>
-      <w:r>
+      <w:pPr>
+        <w:rPr>
+          <w:rFonts w:asciiTheme="minorHAnsi" w:hAnsiTheme="minorHAnsi"/>
+        </w:rPr>
+      </w:pPr>
+      <w:r>
+        <w:rPr>
+          <w:rFonts w:asciiTheme="minorHAnsi" w:hAnsiTheme="minorHAnsi"/>
+        </w:rPr>
         <w:t>Both approaches are valuable, and researchers choose them according to the research objectives.</w:t>
       </w:r>
     </w:p>
-    <w:p/>
     <w:p>
       <w:pPr>
         <w:rPr>
+          <w:rFonts w:asciiTheme="minorHAnsi" w:hAnsiTheme="minorHAnsi"/>
+        </w:rPr>
+      </w:pPr>
+    </w:p>
+    <w:p>
+      <w:pPr>
+        <w:rPr>
+          <w:rFonts w:asciiTheme="minorHAnsi" w:hAnsiTheme="minorHAnsi"/>
           <w:b/>
           <w:bCs/>
         </w:rPr>
       </w:pPr>
       <w:r>
         <w:rPr>
+          <w:rFonts w:asciiTheme="minorHAnsi" w:hAnsiTheme="minorHAnsi"/>
           <w:b/>
           <w:bCs/>
         </w:rPr>
-        <w:lastRenderedPageBreak/>
         <w:t>Question 9: Explain conceptual research and empirical research.</w:t>
       </w:r>
     </w:p>
     <w:p>
       <w:pPr>
         <w:rPr>
+          <w:rFonts w:asciiTheme="minorHAnsi" w:hAnsiTheme="minorHAnsi"/>
           <w:b/>
           <w:bCs/>
         </w:rPr>
       </w:pPr>
       <w:r>
         <w:rPr>
+          <w:rFonts w:asciiTheme="minorHAnsi" w:hAnsiTheme="minorHAnsi"/>
           <w:b/>
           <w:bCs/>
         </w:rPr>
-        <w:t>Answer:</w:t>
-      </w:r>
-      <w:r>
-        <w:rPr>
+        <w:t xml:space="preserve">Answer: </w:t>
+      </w:r>
+      <w:r>
+        <w:rPr>
+          <w:rFonts w:asciiTheme="minorHAnsi" w:hAnsiTheme="minorHAnsi"/>
+        </w:rPr>
+        <w:t xml:space="preserve">Conceptual and empirical research represent two different ways of developing and testing knowledge. Conceptual research focuses on ideas and theories, while empirical research depends on observed or measured evidence. </w:t>
+      </w:r>
+    </w:p>
+    <w:p>
+      <w:pPr>
+        <w:rPr>
+          <w:rFonts w:asciiTheme="minorHAnsi" w:hAnsiTheme="minorHAnsi"/>
+        </w:rPr>
+      </w:pPr>
+      <w:r>
+        <w:rPr>
+          <w:rFonts w:asciiTheme="minorHAnsi" w:hAnsiTheme="minorHAnsi"/>
           <w:b/>
           <w:bCs/>
         </w:rPr>
-        <w:t xml:space="preserve"> </w:t>
-      </w:r>
-      <w:r>
-        <w:t xml:space="preserve">Conceptual and empirical research represent two different ways of developing and testing knowledge. Conceptual research focuses on ideas and theories, while empirical research depends on observed or measured evidence. </w:t>
+        <w:t>Conceptual Research:</w:t>
+      </w:r>
+      <w:r>
+        <w:rPr>
+          <w:rFonts w:asciiTheme="minorHAnsi" w:hAnsiTheme="minorHAnsi"/>
+        </w:rPr>
+        <w:t xml:space="preserve"> Conceptual research focuses on concepts, ideas, theories, and relationships between concepts. It helps researchers develop explanations and </w:t>
+      </w:r>
+      <w:r>
+        <w:rPr>
+          <w:rFonts w:asciiTheme="minorHAnsi" w:hAnsiTheme="minorHAnsi"/>
+        </w:rPr>
+        <w:lastRenderedPageBreak/>
+        <w:t>theoretical models. For example, developing a conceptual framework explaining how leadership may influence employee creativity.</w:t>
       </w:r>
     </w:p>
     <w:p>
-      <w:r>
-        <w:rPr>
+      <w:pPr>
+        <w:rPr>
+          <w:rFonts w:asciiTheme="minorHAnsi" w:hAnsiTheme="minorHAnsi"/>
+        </w:rPr>
+      </w:pPr>
+      <w:r>
+        <w:rPr>
+          <w:rFonts w:asciiTheme="minorHAnsi" w:hAnsiTheme="minorHAnsi"/>
           <w:b/>
           <w:bCs/>
         </w:rPr>
-        <w:t>Conceptual Research:</w:t>
-      </w:r>
-      <w:r>
-        <w:t xml:space="preserve"> Conceptual research focuses on concepts, ideas, theories, and relationships between concepts. It helps researchers develop explanations and theoretical models. For example, developing a conceptual framework explaining how leadership may influence employee creativity.</w:t>
+        <w:t>Empirical Research:</w:t>
+      </w:r>
+      <w:r>
+        <w:rPr>
+          <w:rFonts w:asciiTheme="minorHAnsi" w:hAnsiTheme="minorHAnsi"/>
+        </w:rPr>
+        <w:t xml:space="preserve"> Empirical research is based on actual observations, measurements, or collected data. It tests whether theoretical relationships exist in real situations. For example, collecting survey responses from 400 employees and testing whether leadership influences creativity.</w:t>
       </w:r>
     </w:p>
     <w:p>
-      <w:r>
-        <w:rPr>
+      <w:pPr>
+        <w:rPr>
+          <w:rFonts w:asciiTheme="minorHAnsi" w:hAnsiTheme="minorHAnsi"/>
+        </w:rPr>
+      </w:pPr>
+      <w:r>
+        <w:rPr>
+          <w:rFonts w:asciiTheme="minorHAnsi" w:hAnsiTheme="minorHAnsi"/>
+        </w:rPr>
+        <w:t>Conceptual research develops ideas, while empirical research tests those ideas using real-world evidence.</w:t>
+      </w:r>
+    </w:p>
+    <w:p>
+      <w:pPr>
+        <w:rPr>
+          <w:rFonts w:asciiTheme="minorHAnsi" w:hAnsiTheme="minorHAnsi"/>
+        </w:rPr>
+      </w:pPr>
+    </w:p>
+    <w:p>
+      <w:pPr>
+        <w:rPr>
+          <w:rFonts w:asciiTheme="minorHAnsi" w:hAnsiTheme="minorHAnsi"/>
           <w:b/>
           <w:bCs/>
         </w:rPr>
-        <w:t>Empirical Research:</w:t>
-      </w:r>
-      <w:r>
-        <w:t xml:space="preserve"> Empirical research is based on actual observations, measurements, or collected data. It tests whether theoretical relationships exist in real situations. For example, collecting survey responses from 400 employees and testing whether leadership influences creativity.</w:t>
+      </w:pPr>
+      <w:r>
+        <w:rPr>
+          <w:rFonts w:asciiTheme="minorHAnsi" w:hAnsiTheme="minorHAnsi"/>
+          <w:b/>
+          <w:bCs/>
+        </w:rPr>
+        <w:t>Question 10: Differentiate between conceptual research and empirical research.</w:t>
       </w:r>
     </w:p>
     <w:p>
-      <w:r>
-        <w:t>Conceptual research develops ideas, while empirical research tests those ideas using real-world evidence.</w:t>
-      </w:r>
-    </w:p>
-    <w:p/>
-    <w:p>
-      <w:pPr>
-        <w:rPr>
+      <w:pPr>
+        <w:rPr>
+          <w:rFonts w:asciiTheme="minorHAnsi" w:hAnsiTheme="minorHAnsi"/>
           <w:b/>
           <w:bCs/>
         </w:rPr>
       </w:pPr>
       <w:r>
         <w:rPr>
+          <w:rFonts w:asciiTheme="minorHAnsi" w:hAnsiTheme="minorHAnsi"/>
           <w:b/>
           <w:bCs/>
         </w:rPr>
-        <w:t>Question 10: Differentiate between conceptual research and empirical research.</w:t>
-      </w:r>
-    </w:p>
-    <w:p>
-      <w:pPr>
-        <w:rPr>
-          <w:b/>
-          <w:bCs/>
-        </w:rPr>
-      </w:pPr>
-      <w:r>
-        <w:rPr>
-          <w:b/>
-          <w:bCs/>
-        </w:rPr>
-        <w:t>Answer:</w:t>
-      </w:r>
-      <w:r>
-        <w:rPr>
-          <w:b/>
-          <w:bCs/>
-        </w:rPr>
-        <w:t xml:space="preserve"> </w:t>
-      </w:r>
-      <w:r>
+        <w:t xml:space="preserve">Answer: </w:t>
+      </w:r>
+      <w:r>
+        <w:rPr>
+          <w:rFonts w:asciiTheme="minorHAnsi" w:hAnsiTheme="minorHAnsi"/>
+        </w:rPr>
         <w:t>Conceptual and empirical research have different approaches to generating knowledge. Conceptual research is mainly based on theories and ideas, whereas empirical research uses actual data and evidence.</w:t>
       </w:r>
     </w:p>
@@ -2487,9 +2773,9 @@
         <w:tblLook w:val="04A0" w:firstRow="1" w:lastRow="0" w:firstColumn="1" w:lastColumn="0" w:noHBand="0" w:noVBand="1"/>
       </w:tblPr>
       <w:tblGrid>
-        <w:gridCol w:w="1448"/>
-        <w:gridCol w:w="3866"/>
-        <w:gridCol w:w="3702"/>
+        <w:gridCol w:w="1507"/>
+        <w:gridCol w:w="3792"/>
+        <w:gridCol w:w="3717"/>
       </w:tblGrid>
       <w:tr>
         <w:tc>
@@ -2501,12 +2787,14 @@
             <w:pPr>
               <w:spacing w:after="160"/>
               <w:rPr>
+                <w:rFonts w:asciiTheme="minorHAnsi" w:hAnsiTheme="minorHAnsi"/>
                 <w:b/>
                 <w:bCs/>
               </w:rPr>
             </w:pPr>
             <w:r>
               <w:rPr>
+                <w:rFonts w:asciiTheme="minorHAnsi" w:hAnsiTheme="minorHAnsi"/>
                 <w:b/>
                 <w:bCs/>
               </w:rPr>
@@ -2523,12 +2811,14 @@
             <w:pPr>
               <w:spacing w:after="160"/>
               <w:rPr>
+                <w:rFonts w:asciiTheme="minorHAnsi" w:hAnsiTheme="minorHAnsi"/>
                 <w:b/>
                 <w:bCs/>
               </w:rPr>
             </w:pPr>
             <w:r>
               <w:rPr>
+                <w:rFonts w:asciiTheme="minorHAnsi" w:hAnsiTheme="minorHAnsi"/>
                 <w:b/>
                 <w:bCs/>
               </w:rPr>
@@ -2545,12 +2835,14 @@
             <w:pPr>
               <w:spacing w:after="160"/>
               <w:rPr>
+                <w:rFonts w:asciiTheme="minorHAnsi" w:hAnsiTheme="minorHAnsi"/>
                 <w:b/>
                 <w:bCs/>
               </w:rPr>
             </w:pPr>
             <w:r>
               <w:rPr>
+                <w:rFonts w:asciiTheme="minorHAnsi" w:hAnsiTheme="minorHAnsi"/>
                 <w:b/>
                 <w:bCs/>
               </w:rPr>
@@ -2568,8 +2860,14 @@
           <w:p>
             <w:pPr>
               <w:spacing w:after="160"/>
+              <w:rPr>
+                <w:rFonts w:asciiTheme="minorHAnsi" w:hAnsiTheme="minorHAnsi"/>
+              </w:rPr>
             </w:pPr>
             <w:r>
+              <w:rPr>
+                <w:rFonts w:asciiTheme="minorHAnsi" w:hAnsiTheme="minorHAnsi"/>
+              </w:rPr>
               <w:t>Meaning</w:t>
             </w:r>
           </w:p>
@@ -2582,8 +2880,14 @@
           <w:p>
             <w:pPr>
               <w:spacing w:after="160"/>
+              <w:rPr>
+                <w:rFonts w:asciiTheme="minorHAnsi" w:hAnsiTheme="minorHAnsi"/>
+              </w:rPr>
             </w:pPr>
             <w:r>
+              <w:rPr>
+                <w:rFonts w:asciiTheme="minorHAnsi" w:hAnsiTheme="minorHAnsi"/>
+              </w:rPr>
               <w:t>Focuses on concepts, theories, and ideas.</w:t>
             </w:r>
           </w:p>
@@ -2596,8 +2900,14 @@
           <w:p>
             <w:pPr>
               <w:spacing w:after="160"/>
+              <w:rPr>
+                <w:rFonts w:asciiTheme="minorHAnsi" w:hAnsiTheme="minorHAnsi"/>
+              </w:rPr>
             </w:pPr>
             <w:r>
+              <w:rPr>
+                <w:rFonts w:asciiTheme="minorHAnsi" w:hAnsiTheme="minorHAnsi"/>
+              </w:rPr>
               <w:t>Focuses on observed and measured evidence.</w:t>
             </w:r>
           </w:p>
@@ -2612,8 +2922,14 @@
           <w:p>
             <w:pPr>
               <w:spacing w:after="160"/>
+              <w:rPr>
+                <w:rFonts w:asciiTheme="minorHAnsi" w:hAnsiTheme="minorHAnsi"/>
+              </w:rPr>
             </w:pPr>
             <w:r>
+              <w:rPr>
+                <w:rFonts w:asciiTheme="minorHAnsi" w:hAnsiTheme="minorHAnsi"/>
+              </w:rPr>
               <w:t>Nature</w:t>
             </w:r>
           </w:p>
@@ -2626,8 +2942,14 @@
           <w:p>
             <w:pPr>
               <w:spacing w:after="160"/>
+              <w:rPr>
+                <w:rFonts w:asciiTheme="minorHAnsi" w:hAnsiTheme="minorHAnsi"/>
+              </w:rPr>
             </w:pPr>
             <w:r>
+              <w:rPr>
+                <w:rFonts w:asciiTheme="minorHAnsi" w:hAnsiTheme="minorHAnsi"/>
+              </w:rPr>
               <w:t>Mainly theory-based.</w:t>
             </w:r>
           </w:p>
@@ -2640,8 +2962,14 @@
           <w:p>
             <w:pPr>
               <w:spacing w:after="160"/>
+              <w:rPr>
+                <w:rFonts w:asciiTheme="minorHAnsi" w:hAnsiTheme="minorHAnsi"/>
+              </w:rPr>
             </w:pPr>
             <w:r>
+              <w:rPr>
+                <w:rFonts w:asciiTheme="minorHAnsi" w:hAnsiTheme="minorHAnsi"/>
+              </w:rPr>
               <w:t>Mainly data-based.</w:t>
             </w:r>
           </w:p>
@@ -2656,8 +2984,14 @@
           <w:p>
             <w:pPr>
               <w:spacing w:after="160"/>
+              <w:rPr>
+                <w:rFonts w:asciiTheme="minorHAnsi" w:hAnsiTheme="minorHAnsi"/>
+              </w:rPr>
             </w:pPr>
             <w:r>
+              <w:rPr>
+                <w:rFonts w:asciiTheme="minorHAnsi" w:hAnsiTheme="minorHAnsi"/>
+              </w:rPr>
               <w:t>Main Purpose</w:t>
             </w:r>
           </w:p>
@@ -2670,8 +3004,14 @@
           <w:p>
             <w:pPr>
               <w:spacing w:after="160"/>
+              <w:rPr>
+                <w:rFonts w:asciiTheme="minorHAnsi" w:hAnsiTheme="minorHAnsi"/>
+              </w:rPr>
             </w:pPr>
             <w:r>
+              <w:rPr>
+                <w:rFonts w:asciiTheme="minorHAnsi" w:hAnsiTheme="minorHAnsi"/>
+              </w:rPr>
               <w:t>Develops conceptual explanations and frameworks.</w:t>
             </w:r>
           </w:p>
@@ -2684,8 +3024,14 @@
           <w:p>
             <w:pPr>
               <w:spacing w:after="160"/>
+              <w:rPr>
+                <w:rFonts w:asciiTheme="minorHAnsi" w:hAnsiTheme="minorHAnsi"/>
+              </w:rPr>
             </w:pPr>
             <w:r>
+              <w:rPr>
+                <w:rFonts w:asciiTheme="minorHAnsi" w:hAnsiTheme="minorHAnsi"/>
+              </w:rPr>
               <w:t>Tests relationships using collected evidence.</w:t>
             </w:r>
           </w:p>
@@ -2700,8 +3046,14 @@
           <w:p>
             <w:pPr>
               <w:spacing w:after="160"/>
+              <w:rPr>
+                <w:rFonts w:asciiTheme="minorHAnsi" w:hAnsiTheme="minorHAnsi"/>
+              </w:rPr>
             </w:pPr>
             <w:r>
+              <w:rPr>
+                <w:rFonts w:asciiTheme="minorHAnsi" w:hAnsiTheme="minorHAnsi"/>
+              </w:rPr>
               <w:t>Data Collection</w:t>
             </w:r>
           </w:p>
@@ -2714,8 +3066,14 @@
           <w:p>
             <w:pPr>
               <w:spacing w:after="160"/>
+              <w:rPr>
+                <w:rFonts w:asciiTheme="minorHAnsi" w:hAnsiTheme="minorHAnsi"/>
+              </w:rPr>
             </w:pPr>
             <w:r>
+              <w:rPr>
+                <w:rFonts w:asciiTheme="minorHAnsi" w:hAnsiTheme="minorHAnsi"/>
+              </w:rPr>
               <w:t>Does not necessarily require direct data collection.</w:t>
             </w:r>
           </w:p>
@@ -2728,8 +3086,14 @@
           <w:p>
             <w:pPr>
               <w:spacing w:after="160"/>
+              <w:rPr>
+                <w:rFonts w:asciiTheme="minorHAnsi" w:hAnsiTheme="minorHAnsi"/>
+              </w:rPr>
             </w:pPr>
             <w:r>
+              <w:rPr>
+                <w:rFonts w:asciiTheme="minorHAnsi" w:hAnsiTheme="minorHAnsi"/>
+              </w:rPr>
               <w:t>Requires observation, measurement, or data collection.</w:t>
             </w:r>
           </w:p>
@@ -2744,9 +3108,14 @@
           <w:p>
             <w:pPr>
               <w:spacing w:after="160"/>
+              <w:rPr>
+                <w:rFonts w:asciiTheme="minorHAnsi" w:hAnsiTheme="minorHAnsi"/>
+              </w:rPr>
             </w:pPr>
             <w:r>
-              <w:lastRenderedPageBreak/>
+              <w:rPr>
+                <w:rFonts w:asciiTheme="minorHAnsi" w:hAnsiTheme="minorHAnsi"/>
+              </w:rPr>
               <w:t>Example</w:t>
             </w:r>
           </w:p>
@@ -2759,8 +3128,14 @@
           <w:p>
             <w:pPr>
               <w:spacing w:after="160"/>
+              <w:rPr>
+                <w:rFonts w:asciiTheme="minorHAnsi" w:hAnsiTheme="minorHAnsi"/>
+              </w:rPr>
             </w:pPr>
             <w:r>
+              <w:rPr>
+                <w:rFonts w:asciiTheme="minorHAnsi" w:hAnsiTheme="minorHAnsi"/>
+              </w:rPr>
               <w:t>Developing a model explaining how leadership influences creativity.</w:t>
             </w:r>
           </w:p>
@@ -2773,8 +3148,14 @@
           <w:p>
             <w:pPr>
               <w:spacing w:after="160"/>
+              <w:rPr>
+                <w:rFonts w:asciiTheme="minorHAnsi" w:hAnsiTheme="minorHAnsi"/>
+              </w:rPr>
             </w:pPr>
             <w:r>
+              <w:rPr>
+                <w:rFonts w:asciiTheme="minorHAnsi" w:hAnsiTheme="minorHAnsi"/>
+              </w:rPr>
               <w:t>Testing the leadership-creativity relationship using survey data.</w:t>
             </w:r>
           </w:p>
@@ -2782,48 +3163,63 @@
       </w:tr>
     </w:tbl>
     <w:p>
-      <w:r>
+      <w:pPr>
+        <w:rPr>
+          <w:rFonts w:asciiTheme="minorHAnsi" w:hAnsiTheme="minorHAnsi"/>
+        </w:rPr>
+      </w:pPr>
+      <w:r>
+        <w:rPr>
+          <w:rFonts w:asciiTheme="minorHAnsi" w:hAnsiTheme="minorHAnsi"/>
+        </w:rPr>
         <w:t>Conceptual research creates theoretical understanding, while empirical research verifies ideas through evidence.</w:t>
       </w:r>
     </w:p>
-    <w:p/>
     <w:p>
       <w:pPr>
         <w:rPr>
+          <w:rFonts w:asciiTheme="minorHAnsi" w:hAnsiTheme="minorHAnsi"/>
+        </w:rPr>
+      </w:pPr>
+    </w:p>
+    <w:p>
+      <w:pPr>
+        <w:rPr>
+          <w:rFonts w:asciiTheme="minorHAnsi" w:hAnsiTheme="minorHAnsi"/>
           <w:b/>
           <w:bCs/>
         </w:rPr>
       </w:pPr>
       <w:r>
         <w:rPr>
+          <w:rFonts w:asciiTheme="minorHAnsi" w:hAnsiTheme="minorHAnsi"/>
           <w:b/>
           <w:bCs/>
         </w:rPr>
+        <w:lastRenderedPageBreak/>
         <w:t>Question 11: What are the conditions of good research?</w:t>
       </w:r>
     </w:p>
     <w:p>
       <w:pPr>
         <w:rPr>
+          <w:rFonts w:asciiTheme="minorHAnsi" w:hAnsiTheme="minorHAnsi"/>
           <w:b/>
           <w:bCs/>
         </w:rPr>
       </w:pPr>
       <w:r>
         <w:rPr>
+          <w:rFonts w:asciiTheme="minorHAnsi" w:hAnsiTheme="minorHAnsi"/>
           <w:b/>
           <w:bCs/>
         </w:rPr>
-        <w:t>Answer:</w:t>
-      </w:r>
-      <w:r>
-        <w:rPr>
-          <w:b/>
-          <w:bCs/>
-        </w:rPr>
-        <w:t xml:space="preserve"> </w:t>
-      </w:r>
-      <w:r>
+        <w:t xml:space="preserve">Answer: </w:t>
+      </w:r>
+      <w:r>
+        <w:rPr>
+          <w:rFonts w:asciiTheme="minorHAnsi" w:hAnsiTheme="minorHAnsi"/>
+        </w:rPr>
         <w:t xml:space="preserve">Good research should follow certain conditions to ensure that the findings are meaningful, accurate, and useful. These conditions help researchers maintain quality throughout the research process. </w:t>
       </w:r>
     </w:p>
@@ -2834,15 +3230,22 @@
           <w:ilvl w:val="0"/>
           <w:numId w:val="34"/>
         </w:numPr>
-      </w:pPr>
-      <w:r>
-        <w:rPr>
+        <w:rPr>
+          <w:rFonts w:asciiTheme="minorHAnsi" w:hAnsiTheme="minorHAnsi"/>
+        </w:rPr>
+      </w:pPr>
+      <w:r>
+        <w:rPr>
+          <w:rFonts w:asciiTheme="minorHAnsi" w:hAnsiTheme="minorHAnsi"/>
           <w:b/>
           <w:bCs/>
         </w:rPr>
         <w:t>Clearly Defined Purpose:</w:t>
       </w:r>
       <w:r>
+        <w:rPr>
+          <w:rFonts w:asciiTheme="minorHAnsi" w:hAnsiTheme="minorHAnsi"/>
+        </w:rPr>
         <w:t xml:space="preserve"> A research study should have a clear purpose that explains what is being studied, why it is important, and what question it aims to answer. For example, a researcher studying employee motivation should clearly define whether the purpose is to improve productivity or understand workplace satisfaction.</w:t>
       </w:r>
     </w:p>
@@ -2853,15 +3256,22 @@
           <w:ilvl w:val="0"/>
           <w:numId w:val="34"/>
         </w:numPr>
-      </w:pPr>
-      <w:r>
-        <w:rPr>
+        <w:rPr>
+          <w:rFonts w:asciiTheme="minorHAnsi" w:hAnsiTheme="minorHAnsi"/>
+        </w:rPr>
+      </w:pPr>
+      <w:r>
+        <w:rPr>
+          <w:rFonts w:asciiTheme="minorHAnsi" w:hAnsiTheme="minorHAnsi"/>
           <w:b/>
           <w:bCs/>
         </w:rPr>
         <w:t>Clearly Defined Research Problem:</w:t>
       </w:r>
       <w:r>
+        <w:rPr>
+          <w:rFonts w:asciiTheme="minorHAnsi" w:hAnsiTheme="minorHAnsi"/>
+        </w:rPr>
         <w:t xml:space="preserve"> The research problem should be clear, specific, researchable, and relevant. A broad topic should be narrowed into a focused problem. For example, instead of studying “employee problems,” a researcher may study “the effect of job stress on employee turnover intention.”</w:t>
       </w:r>
     </w:p>
@@ -2872,15 +3282,22 @@
           <w:ilvl w:val="0"/>
           <w:numId w:val="34"/>
         </w:numPr>
-      </w:pPr>
-      <w:r>
-        <w:rPr>
+        <w:rPr>
+          <w:rFonts w:asciiTheme="minorHAnsi" w:hAnsiTheme="minorHAnsi"/>
+        </w:rPr>
+      </w:pPr>
+      <w:r>
+        <w:rPr>
+          <w:rFonts w:asciiTheme="minorHAnsi" w:hAnsiTheme="minorHAnsi"/>
           <w:b/>
           <w:bCs/>
         </w:rPr>
         <w:t>Appropriate Research Design:</w:t>
       </w:r>
       <w:r>
+        <w:rPr>
+          <w:rFonts w:asciiTheme="minorHAnsi" w:hAnsiTheme="minorHAnsi"/>
+        </w:rPr>
         <w:t xml:space="preserve"> Researchers should select a design that matches the research problem and objectives. For example, survey design is suitable for measuring opinions, while experimental design is suitable for studying cause-and-effect relationships.</w:t>
       </w:r>
     </w:p>
@@ -2891,33 +3308,56 @@
           <w:ilvl w:val="0"/>
           <w:numId w:val="34"/>
         </w:numPr>
-      </w:pPr>
-      <w:r>
-        <w:rPr>
+        <w:rPr>
+          <w:rFonts w:asciiTheme="minorHAnsi" w:hAnsiTheme="minorHAnsi"/>
+        </w:rPr>
+      </w:pPr>
+      <w:r>
+        <w:rPr>
+          <w:rFonts w:asciiTheme="minorHAnsi" w:hAnsiTheme="minorHAnsi"/>
           <w:b/>
           <w:bCs/>
         </w:rPr>
         <w:t>Appropriate Data:</w:t>
       </w:r>
       <w:r>
+        <w:rPr>
+          <w:rFonts w:asciiTheme="minorHAnsi" w:hAnsiTheme="minorHAnsi"/>
+        </w:rPr>
         <w:t xml:space="preserve"> The collected data should be relevant, sufficient, accurate, and suitable for answering the research question. For example, a customer satisfaction study should collect information directly from customers.</w:t>
       </w:r>
     </w:p>
     <w:p>
-      <w:r>
+      <w:pPr>
+        <w:rPr>
+          <w:rFonts w:asciiTheme="minorHAnsi" w:hAnsiTheme="minorHAnsi"/>
+        </w:rPr>
+      </w:pPr>
+      <w:r>
+        <w:rPr>
+          <w:rFonts w:asciiTheme="minorHAnsi" w:hAnsiTheme="minorHAnsi"/>
+        </w:rPr>
         <w:t>A good research study requires proper planning, suitable methods, and accurate information.</w:t>
       </w:r>
     </w:p>
-    <w:p/>
     <w:p>
       <w:pPr>
         <w:rPr>
+          <w:rFonts w:asciiTheme="minorHAnsi" w:hAnsiTheme="minorHAnsi"/>
+        </w:rPr>
+      </w:pPr>
+    </w:p>
+    <w:p>
+      <w:pPr>
+        <w:rPr>
+          <w:rFonts w:asciiTheme="minorHAnsi" w:hAnsiTheme="minorHAnsi"/>
           <w:b/>
           <w:bCs/>
         </w:rPr>
       </w:pPr>
       <w:r>
         <w:rPr>
+          <w:rFonts w:asciiTheme="minorHAnsi" w:hAnsiTheme="minorHAnsi"/>
           <w:b/>
           <w:bCs/>
         </w:rPr>
@@ -2927,19 +3367,32 @@
     <w:p>
       <w:pPr>
         <w:rPr>
+          <w:rFonts w:asciiTheme="minorHAnsi" w:hAnsiTheme="minorHAnsi"/>
           <w:b/>
           <w:bCs/>
         </w:rPr>
       </w:pPr>
-      <w:r>
-        <w:rPr>
+      <w:proofErr w:type="spellStart"/>
+      <w:r>
+        <w:rPr>
+          <w:rFonts w:asciiTheme="minorHAnsi" w:hAnsiTheme="minorHAnsi"/>
           <w:b/>
           <w:bCs/>
         </w:rPr>
         <w:t>Answer:</w:t>
       </w:r>
       <w:r>
-        <w:t xml:space="preserve">Validity and reliability are important qualities that determine the accuracy and consistency of research measurements. A good research instrument should measure the correct concept and provide consistent results. </w:t>
+        <w:rPr>
+          <w:rFonts w:asciiTheme="minorHAnsi" w:hAnsiTheme="minorHAnsi"/>
+        </w:rPr>
+        <w:t>Validity</w:t>
+      </w:r>
+      <w:proofErr w:type="spellEnd"/>
+      <w:r>
+        <w:rPr>
+          <w:rFonts w:asciiTheme="minorHAnsi" w:hAnsiTheme="minorHAnsi"/>
+        </w:rPr>
+        <w:t xml:space="preserve"> and reliability are important qualities that determine the accuracy and consistency of research measurements. A good research instrument should measure the correct concept and provide consistent results. </w:t>
       </w:r>
     </w:p>
     <w:p>
@@ -2949,17 +3402,30 @@
           <w:ilvl w:val="0"/>
           <w:numId w:val="35"/>
         </w:numPr>
-      </w:pPr>
-      <w:r>
-        <w:rPr>
+        <w:rPr>
+          <w:rFonts w:asciiTheme="minorHAnsi" w:hAnsiTheme="minorHAnsi"/>
+        </w:rPr>
+      </w:pPr>
+      <w:r>
+        <w:rPr>
+          <w:rFonts w:asciiTheme="minorHAnsi" w:hAnsiTheme="minorHAnsi"/>
           <w:b/>
           <w:bCs/>
         </w:rPr>
+        <w:t>Validity:</w:t>
+      </w:r>
+      <w:r>
+        <w:rPr>
+          <w:rFonts w:asciiTheme="minorHAnsi" w:hAnsiTheme="minorHAnsi"/>
+        </w:rPr>
+        <w:t xml:space="preserve"> Validity refers to whether a measurement actually measures what it is intended to measure. It ensures that research tools accurately represent the </w:t>
+      </w:r>
+      <w:r>
+        <w:rPr>
+          <w:rFonts w:asciiTheme="minorHAnsi" w:hAnsiTheme="minorHAnsi"/>
+        </w:rPr>
         <w:lastRenderedPageBreak/>
-        <w:t>Validity:</w:t>
-      </w:r>
-      <w:r>
-        <w:t xml:space="preserve"> Validity refers to whether a measurement actually measures what it is intended to measure. It ensures that research tools accurately represent the concept being studied. For example, if a questionnaire is designed to measure job satisfaction, its questions should truly represent employees’ satisfaction levels.</w:t>
+        <w:t>concept being studied. For example, if a questionnaire is designed to measure job satisfaction, its questions should truly represent employees’ satisfaction levels.</w:t>
       </w:r>
     </w:p>
     <w:p>
@@ -2969,24 +3435,45 @@
           <w:ilvl w:val="0"/>
           <w:numId w:val="35"/>
         </w:numPr>
-      </w:pPr>
-      <w:r>
-        <w:rPr>
+        <w:rPr>
+          <w:rFonts w:asciiTheme="minorHAnsi" w:hAnsiTheme="minorHAnsi"/>
+        </w:rPr>
+      </w:pPr>
+      <w:r>
+        <w:rPr>
+          <w:rFonts w:asciiTheme="minorHAnsi" w:hAnsiTheme="minorHAnsi"/>
           <w:b/>
           <w:bCs/>
         </w:rPr>
         <w:t>Reliability:</w:t>
       </w:r>
       <w:r>
+        <w:rPr>
+          <w:rFonts w:asciiTheme="minorHAnsi" w:hAnsiTheme="minorHAnsi"/>
+        </w:rPr>
         <w:t xml:space="preserve"> Reliability refers to the consistency of a measurement. A reliable research instrument should produce similar results when used under similar conditions. For example, a reliable employee satisfaction questionnaire should provide consistent results when applied to similar groups of employees.</w:t>
       </w:r>
     </w:p>
     <w:p>
-      <w:r>
+      <w:pPr>
+        <w:rPr>
+          <w:rFonts w:asciiTheme="minorHAnsi" w:hAnsiTheme="minorHAnsi"/>
+        </w:rPr>
+      </w:pPr>
+      <w:r>
+        <w:rPr>
+          <w:rFonts w:asciiTheme="minorHAnsi" w:hAnsiTheme="minorHAnsi"/>
+        </w:rPr>
         <w:t>Validity ensures accuracy, while reliability ensures consistency of research measurements.</w:t>
       </w:r>
     </w:p>
-    <w:p/>
+    <w:p>
+      <w:pPr>
+        <w:rPr>
+          <w:rFonts w:asciiTheme="minorHAnsi" w:hAnsiTheme="minorHAnsi"/>
+        </w:rPr>
+      </w:pPr>
+    </w:p>
     <w:sectPr>
       <w:pgSz w:w="11906" w:h="16838"/>
       <w:pgMar w:top="1440" w:right="1440" w:bottom="1440" w:left="1440" w:header="720" w:footer="720" w:gutter="0"/>
